--- a/tutorial/Four_Function_Calculator_Tutorial.docx
+++ b/tutorial/Four_Function_Calculator_Tutorial.docx
@@ -5,15 +5,13 @@
     <w:p>
       <w:pPr>
         <w:spacing w:after="80"/>
-        <w:jc w:val="center"/>
       </w:pPr>
       <w:r>
         <w:rPr>
           <w:b/>
           <w:bCs/>
-          <w:color w:val="1F4E79"/>
-          <w:sz w:val="44"/>
-          <w:szCs w:val="44"/>
+          <w:sz w:val="56"/>
+          <w:szCs w:val="56"/>
         </w:rPr>
         <w:t xml:space="preserve">Building a 4-Function Calculator</w:t>
       </w:r>
@@ -21,13 +19,14 @@
     <w:p>
       <w:pPr>
         <w:spacing w:after="400"/>
-        <w:jc w:val="center"/>
-      </w:pPr>
-      <w:r>
-        <w:rPr>
-          <w:color w:val="555555"/>
-          <w:sz w:val="24"/>
-          <w:szCs w:val="24"/>
+      </w:pPr>
+      <w:r>
+        <w:rPr>
+          <w:i/>
+          <w:iCs/>
+          <w:color w:val="595959"/>
+          <w:sz w:val="26"/>
+          <w:szCs w:val="26"/>
         </w:rPr>
         <w:t xml:space="preserve">A Beboputer / PY-DIYCALCULATOR assembly-language tutorial</w:t>
       </w:r>
@@ -50,7 +49,7 @@
     </w:p>
     <w:p>
       <w:pPr>
-        <w:shd w:fill="F5F5F5" w:val="clear"/>
+        <w:shd w:fill="F0F0E8" w:val="clear"/>
         <w:spacing w:after="0" w:line="240"/>
       </w:pPr>
       <w:r>
@@ -64,7 +63,7 @@
     </w:p>
     <w:p>
       <w:pPr>
-        <w:shd w:fill="F5F5F5" w:val="clear"/>
+        <w:shd w:fill="F0F0E8" w:val="clear"/>
         <w:spacing w:after="0" w:line="240"/>
       </w:pPr>
       <w:r>
@@ -78,7 +77,7 @@
     </w:p>
     <w:p>
       <w:pPr>
-        <w:shd w:fill="F5F5F5" w:val="clear"/>
+        <w:shd w:fill="F0F0E8" w:val="clear"/>
         <w:spacing w:after="0" w:line="240"/>
       </w:pPr>
       <w:r>
@@ -92,7 +91,7 @@
     </w:p>
     <w:p>
       <w:pPr>
-        <w:shd w:fill="F5F5F5" w:val="clear"/>
+        <w:shd w:fill="F0F0E8" w:val="clear"/>
         <w:spacing w:after="0" w:line="240"/>
       </w:pPr>
       <w:r>
@@ -226,7 +225,7 @@
               <w:bottom w:val="single" w:color="CCCCCC" w:sz="1"/>
               <w:right w:val="single" w:color="CCCCCC" w:sz="1"/>
             </w:tcBorders>
-            <w:shd w:fill="D5E8F0" w:val="clear"/>
+            <w:shd w:fill="D4D0C8" w:val="clear"/>
             <w:tcMar>
               <w:top w:type="dxa" w:w="80"/>
               <w:left w:type="dxa" w:w="120"/>
@@ -253,7 +252,7 @@
               <w:bottom w:val="single" w:color="CCCCCC" w:sz="1"/>
               <w:right w:val="single" w:color="CCCCCC" w:sz="1"/>
             </w:tcBorders>
-            <w:shd w:fill="D5E8F0" w:val="clear"/>
+            <w:shd w:fill="D4D0C8" w:val="clear"/>
             <w:tcMar>
               <w:top w:type="dxa" w:w="80"/>
               <w:left w:type="dxa" w:w="120"/>
@@ -280,7 +279,7 @@
               <w:bottom w:val="single" w:color="CCCCCC" w:sz="1"/>
               <w:right w:val="single" w:color="CCCCCC" w:sz="1"/>
             </w:tcBorders>
-            <w:shd w:fill="D5E8F0" w:val="clear"/>
+            <w:shd w:fill="D4D0C8" w:val="clear"/>
             <w:tcMar>
               <w:top w:type="dxa" w:w="80"/>
               <w:left w:type="dxa" w:w="120"/>
@@ -344,7 +343,7 @@
           <w:p>
             <w:r>
               <w:rPr>
-                <w:rFonts w:ascii="Arial" w:cs="Arial" w:eastAsia="Arial" w:hAnsi="Arial"/>
+                <w:rFonts w:ascii="Calibri" w:cs="Calibri" w:eastAsia="Calibri" w:hAnsi="Calibri"/>
               </w:rPr>
               <w:t xml:space="preserve">Input</w:t>
             </w:r>
@@ -369,7 +368,7 @@
           <w:p>
             <w:r>
               <w:rPr>
-                <w:rFonts w:ascii="Arial" w:cs="Arial" w:eastAsia="Arial" w:hAnsi="Arial"/>
+                <w:rFonts w:ascii="Calibri" w:cs="Calibri" w:eastAsia="Calibri" w:hAnsi="Calibri"/>
               </w:rPr>
               <w:t xml:space="preserve">The keypad. Reading it returns the code of the last key pressed, or $FF if no key is waiting. The moment you read a non-$FF value, the port snaps back to $FF — a "read-clear latch" — so the same keypress is never processed twice.</w:t>
             </w:r>
@@ -421,7 +420,7 @@
           <w:p>
             <w:r>
               <w:rPr>
-                <w:rFonts w:ascii="Arial" w:cs="Arial" w:eastAsia="Arial" w:hAnsi="Arial"/>
+                <w:rFonts w:ascii="Calibri" w:cs="Calibri" w:eastAsia="Calibri" w:hAnsi="Calibri"/>
               </w:rPr>
               <w:t xml:space="preserve">Output</w:t>
             </w:r>
@@ -446,7 +445,7 @@
           <w:p>
             <w:r>
               <w:rPr>
-                <w:rFonts w:ascii="Arial" w:cs="Arial" w:eastAsia="Arial" w:hAnsi="Arial"/>
+                <w:rFonts w:ascii="Calibri" w:cs="Calibri" w:eastAsia="Calibri" w:hAnsi="Calibri"/>
               </w:rPr>
               <w:t xml:space="preserve">The Calculator’s own display. Writing a printable ASCII byte (32–126) appends that character to the display, building up an expression left to right. Writing $0D, $10, or $1B clears the display back to empty.</w:t>
             </w:r>
@@ -513,7 +512,7 @@
               <w:bottom w:val="single" w:color="CCCCCC" w:sz="1"/>
               <w:right w:val="single" w:color="CCCCCC" w:sz="1"/>
             </w:tcBorders>
-            <w:shd w:fill="D5E8F0" w:val="clear"/>
+            <w:shd w:fill="D4D0C8" w:val="clear"/>
             <w:tcMar>
               <w:top w:type="dxa" w:w="80"/>
               <w:left w:type="dxa" w:w="120"/>
@@ -540,7 +539,7 @@
               <w:bottom w:val="single" w:color="CCCCCC" w:sz="1"/>
               <w:right w:val="single" w:color="CCCCCC" w:sz="1"/>
             </w:tcBorders>
-            <w:shd w:fill="D5E8F0" w:val="clear"/>
+            <w:shd w:fill="D4D0C8" w:val="clear"/>
             <w:tcMar>
               <w:top w:type="dxa" w:w="80"/>
               <w:left w:type="dxa" w:w="120"/>
@@ -567,7 +566,7 @@
               <w:bottom w:val="single" w:color="CCCCCC" w:sz="1"/>
               <w:right w:val="single" w:color="CCCCCC" w:sz="1"/>
             </w:tcBorders>
-            <w:shd w:fill="D5E8F0" w:val="clear"/>
+            <w:shd w:fill="D4D0C8" w:val="clear"/>
             <w:tcMar>
               <w:top w:type="dxa" w:w="80"/>
               <w:left w:type="dxa" w:w="120"/>
@@ -631,7 +630,7 @@
           <w:p>
             <w:r>
               <w:rPr>
-                <w:rFonts w:ascii="Arial" w:cs="Arial" w:eastAsia="Arial" w:hAnsi="Arial"/>
+                <w:rFonts w:ascii="Calibri" w:cs="Calibri" w:eastAsia="Calibri" w:hAnsi="Calibri"/>
               </w:rPr>
               <w:t xml:space="preserve">$30–$39</w:t>
             </w:r>
@@ -656,7 +655,7 @@
           <w:p>
             <w:r>
               <w:rPr>
-                <w:rFonts w:ascii="Arial" w:cs="Arial" w:eastAsia="Arial" w:hAnsi="Arial"/>
+                <w:rFonts w:ascii="Calibri" w:cs="Calibri" w:eastAsia="Calibri" w:hAnsi="Calibri"/>
               </w:rPr>
               <w:t xml:space="preserve">ASCII digit codes. AND $0F turns any of these into the plain binary value 0–9.</w:t>
             </w:r>
@@ -708,7 +707,7 @@
           <w:p>
             <w:r>
               <w:rPr>
-                <w:rFonts w:ascii="Arial" w:cs="Arial" w:eastAsia="Arial" w:hAnsi="Arial"/>
+                <w:rFonts w:ascii="Calibri" w:cs="Calibri" w:eastAsia="Calibri" w:hAnsi="Calibri"/>
               </w:rPr>
               <w:t xml:space="preserve">$2B  $2D  $2A  $2F</w:t>
             </w:r>
@@ -733,7 +732,7 @@
           <w:p>
             <w:r>
               <w:rPr>
-                <w:rFonts w:ascii="Arial" w:cs="Arial" w:eastAsia="Arial" w:hAnsi="Arial"/>
+                <w:rFonts w:ascii="Calibri" w:cs="Calibri" w:eastAsia="Calibri" w:hAnsi="Calibri"/>
               </w:rPr>
               <w:t xml:space="preserve">The four operators, stored as-is and compared against later to choose which operation to run.</w:t>
             </w:r>
@@ -785,7 +784,7 @@
           <w:p>
             <w:r>
               <w:rPr>
-                <w:rFonts w:ascii="Arial" w:cs="Arial" w:eastAsia="Arial" w:hAnsi="Arial"/>
+                <w:rFonts w:ascii="Calibri" w:cs="Calibri" w:eastAsia="Calibri" w:hAnsi="Calibri"/>
               </w:rPr>
               <w:t xml:space="preserve">$3D</w:t>
             </w:r>
@@ -810,7 +809,7 @@
           <w:p>
             <w:r>
               <w:rPr>
-                <w:rFonts w:ascii="Arial" w:cs="Arial" w:eastAsia="Arial" w:hAnsi="Arial"/>
+                <w:rFonts w:ascii="Calibri" w:cs="Calibri" w:eastAsia="Calibri" w:hAnsi="Calibri"/>
               </w:rPr>
               <w:t xml:space="preserve">Triggers the calculation. Enter ($0D) does the same thing.</w:t>
             </w:r>
@@ -862,7 +861,7 @@
           <w:p>
             <w:r>
               <w:rPr>
-                <w:rFonts w:ascii="Arial" w:cs="Arial" w:eastAsia="Arial" w:hAnsi="Arial"/>
+                <w:rFonts w:ascii="Calibri" w:cs="Calibri" w:eastAsia="Calibri" w:hAnsi="Calibri"/>
               </w:rPr>
               <w:t xml:space="preserve">$1B / $01</w:t>
             </w:r>
@@ -887,7 +886,7 @@
           <w:p>
             <w:r>
               <w:rPr>
-                <w:rFonts w:ascii="Arial" w:cs="Arial" w:eastAsia="Arial" w:hAnsi="Arial"/>
+                <w:rFonts w:ascii="Calibri" w:cs="Calibri" w:eastAsia="Calibri" w:hAnsi="Calibri"/>
               </w:rPr>
               <w:t xml:space="preserve">Wipes the display and restarts the state machine from scratch.</w:t>
             </w:r>
@@ -945,7 +944,7 @@
               <w:bottom w:val="single" w:color="CCCCCC" w:sz="1"/>
               <w:right w:val="single" w:color="CCCCCC" w:sz="1"/>
             </w:tcBorders>
-            <w:shd w:fill="D5E8F0" w:val="clear"/>
+            <w:shd w:fill="D4D0C8" w:val="clear"/>
             <w:tcMar>
               <w:top w:type="dxa" w:w="80"/>
               <w:left w:type="dxa" w:w="120"/>
@@ -972,7 +971,7 @@
               <w:bottom w:val="single" w:color="CCCCCC" w:sz="1"/>
               <w:right w:val="single" w:color="CCCCCC" w:sz="1"/>
             </w:tcBorders>
-            <w:shd w:fill="D5E8F0" w:val="clear"/>
+            <w:shd w:fill="D4D0C8" w:val="clear"/>
             <w:tcMar>
               <w:top w:type="dxa" w:w="80"/>
               <w:left w:type="dxa" w:w="120"/>
@@ -1036,7 +1035,7 @@
           <w:p>
             <w:r>
               <w:rPr>
-                <w:rFonts w:ascii="Arial" w:cs="Arial" w:eastAsia="Arial" w:hAnsi="Arial"/>
+                <w:rFonts w:ascii="Calibri" w:cs="Calibri" w:eastAsia="Calibri" w:hAnsi="Calibri"/>
               </w:rPr>
               <w:t xml:space="preserve">Waiting for the first digit (operand 1).</w:t>
             </w:r>
@@ -1088,7 +1087,7 @@
           <w:p>
             <w:r>
               <w:rPr>
-                <w:rFonts w:ascii="Arial" w:cs="Arial" w:eastAsia="Arial" w:hAnsi="Arial"/>
+                <w:rFonts w:ascii="Calibri" w:cs="Calibri" w:eastAsia="Calibri" w:hAnsi="Calibri"/>
               </w:rPr>
               <w:t xml:space="preserve">Waiting for an operator (+, −, ×, or ÷).</w:t>
             </w:r>
@@ -1140,7 +1139,7 @@
           <w:p>
             <w:r>
               <w:rPr>
-                <w:rFonts w:ascii="Arial" w:cs="Arial" w:eastAsia="Arial" w:hAnsi="Arial"/>
+                <w:rFonts w:ascii="Calibri" w:cs="Calibri" w:eastAsia="Calibri" w:hAnsi="Calibri"/>
               </w:rPr>
               <w:t xml:space="preserve">Waiting for the second digit (operand 2).</w:t>
             </w:r>
@@ -1192,7 +1191,7 @@
           <w:p>
             <w:r>
               <w:rPr>
-                <w:rFonts w:ascii="Arial" w:cs="Arial" w:eastAsia="Arial" w:hAnsi="Arial"/>
+                <w:rFonts w:ascii="Calibri" w:cs="Calibri" w:eastAsia="Calibri" w:hAnsi="Calibri"/>
               </w:rPr>
               <w:t xml:space="preserve">Waiting for ’=’ (or Enter).</w:t>
             </w:r>
@@ -1244,7 +1243,7 @@
           <w:p>
             <w:r>
               <w:rPr>
-                <w:rFonts w:ascii="Arial" w:cs="Arial" w:eastAsia="Arial" w:hAnsi="Arial"/>
+                <w:rFonts w:ascii="Calibri" w:cs="Calibri" w:eastAsia="Calibri" w:hAnsi="Calibri"/>
               </w:rPr>
               <w:t xml:space="preserve">Showing an answer — the next digit pressed clears the display and starts a brand new sum.</w:t>
             </w:r>
@@ -1294,7 +1293,7 @@
     </w:p>
     <w:p>
       <w:pPr>
-        <w:shd w:fill="F5F5F5" w:val="clear"/>
+        <w:shd w:fill="F0F0E8" w:val="clear"/>
         <w:spacing w:after="0" w:line="240"/>
       </w:pPr>
       <w:r>
@@ -1308,7 +1307,7 @@
     </w:p>
     <w:p>
       <w:pPr>
-        <w:shd w:fill="F5F5F5" w:val="clear"/>
+        <w:shd w:fill="F0F0E8" w:val="clear"/>
         <w:spacing w:after="0" w:line="240"/>
       </w:pPr>
       <w:r>
@@ -1322,7 +1321,7 @@
     </w:p>
     <w:p>
       <w:pPr>
-        <w:shd w:fill="F5F5F5" w:val="clear"/>
+        <w:shd w:fill="F0F0E8" w:val="clear"/>
         <w:spacing w:after="0" w:line="240"/>
       </w:pPr>
       <w:r>
@@ -1336,7 +1335,7 @@
     </w:p>
     <w:p>
       <w:pPr>
-        <w:shd w:fill="F5F5F5" w:val="clear"/>
+        <w:shd w:fill="F0F0E8" w:val="clear"/>
         <w:spacing w:after="0" w:line="240"/>
       </w:pPr>
       <w:r>
@@ -1398,7 +1397,7 @@
     </w:p>
     <w:p>
       <w:pPr>
-        <w:shd w:fill="F5F5F5" w:val="clear"/>
+        <w:shd w:fill="F0F0E8" w:val="clear"/>
         <w:spacing w:after="0" w:line="240"/>
       </w:pPr>
       <w:r>
@@ -1412,7 +1411,7 @@
     </w:p>
     <w:p>
       <w:pPr>
-        <w:shd w:fill="F5F5F5" w:val="clear"/>
+        <w:shd w:fill="F0F0E8" w:val="clear"/>
         <w:spacing w:after="0" w:line="240"/>
       </w:pPr>
       <w:r>
@@ -1426,7 +1425,7 @@
     </w:p>
     <w:p>
       <w:pPr>
-        <w:shd w:fill="F5F5F5" w:val="clear"/>
+        <w:shd w:fill="F0F0E8" w:val="clear"/>
         <w:spacing w:after="0" w:line="240"/>
       </w:pPr>
       <w:r>
@@ -1464,7 +1463,7 @@
     </w:p>
     <w:p>
       <w:pPr>
-        <w:shd w:fill="F5F5F5" w:val="clear"/>
+        <w:shd w:fill="F0F0E8" w:val="clear"/>
         <w:spacing w:after="0" w:line="240"/>
       </w:pPr>
       <w:r>
@@ -1478,7 +1477,7 @@
     </w:p>
     <w:p>
       <w:pPr>
-        <w:shd w:fill="F5F5F5" w:val="clear"/>
+        <w:shd w:fill="F0F0E8" w:val="clear"/>
         <w:spacing w:after="0" w:line="240"/>
       </w:pPr>
       <w:r>
@@ -1492,7 +1491,7 @@
     </w:p>
     <w:p>
       <w:pPr>
-        <w:shd w:fill="F5F5F5" w:val="clear"/>
+        <w:shd w:fill="F0F0E8" w:val="clear"/>
         <w:spacing w:after="0" w:line="240"/>
       </w:pPr>
       <w:r>
@@ -1506,7 +1505,7 @@
     </w:p>
     <w:p>
       <w:pPr>
-        <w:shd w:fill="F5F5F5" w:val="clear"/>
+        <w:shd w:fill="F0F0E8" w:val="clear"/>
         <w:spacing w:after="0" w:line="240"/>
       </w:pPr>
       <w:r>
@@ -1520,7 +1519,7 @@
     </w:p>
     <w:p>
       <w:pPr>
-        <w:shd w:fill="F5F5F5" w:val="clear"/>
+        <w:shd w:fill="F0F0E8" w:val="clear"/>
         <w:spacing w:after="0" w:line="240"/>
       </w:pPr>
       <w:r>
@@ -1534,7 +1533,7 @@
     </w:p>
     <w:p>
       <w:pPr>
-        <w:shd w:fill="F5F5F5" w:val="clear"/>
+        <w:shd w:fill="F0F0E8" w:val="clear"/>
         <w:spacing w:after="0" w:line="240"/>
       </w:pPr>
       <w:r>
@@ -1548,7 +1547,7 @@
     </w:p>
     <w:p>
       <w:pPr>
-        <w:shd w:fill="F5F5F5" w:val="clear"/>
+        <w:shd w:fill="F0F0E8" w:val="clear"/>
         <w:spacing w:after="0" w:line="240"/>
       </w:pPr>
       <w:r>
@@ -1562,7 +1561,7 @@
     </w:p>
     <w:p>
       <w:pPr>
-        <w:shd w:fill="F5F5F5" w:val="clear"/>
+        <w:shd w:fill="F0F0E8" w:val="clear"/>
         <w:spacing w:after="0" w:line="240"/>
       </w:pPr>
       <w:r>
@@ -1576,7 +1575,7 @@
     </w:p>
     <w:p>
       <w:pPr>
-        <w:shd w:fill="F5F5F5" w:val="clear"/>
+        <w:shd w:fill="F0F0E8" w:val="clear"/>
         <w:spacing w:after="0" w:line="240"/>
       </w:pPr>
       <w:r>
@@ -1686,7 +1685,7 @@
     </w:p>
     <w:p>
       <w:pPr>
-        <w:shd w:fill="F5F5F5" w:val="clear"/>
+        <w:shd w:fill="F0F0E8" w:val="clear"/>
         <w:spacing w:after="0" w:line="240"/>
       </w:pPr>
       <w:r>
@@ -1700,7 +1699,7 @@
     </w:p>
     <w:p>
       <w:pPr>
-        <w:shd w:fill="F5F5F5" w:val="clear"/>
+        <w:shd w:fill="F0F0E8" w:val="clear"/>
         <w:spacing w:after="0" w:line="240"/>
       </w:pPr>
       <w:r>
@@ -1714,7 +1713,7 @@
     </w:p>
     <w:p>
       <w:pPr>
-        <w:shd w:fill="F5F5F5" w:val="clear"/>
+        <w:shd w:fill="F0F0E8" w:val="clear"/>
         <w:spacing w:after="0" w:line="240"/>
       </w:pPr>
       <w:r>
@@ -1728,7 +1727,7 @@
     </w:p>
     <w:p>
       <w:pPr>
-        <w:shd w:fill="F5F5F5" w:val="clear"/>
+        <w:shd w:fill="F0F0E8" w:val="clear"/>
         <w:spacing w:after="0" w:line="240"/>
       </w:pPr>
       <w:r>
@@ -1742,7 +1741,7 @@
     </w:p>
     <w:p>
       <w:pPr>
-        <w:shd w:fill="F5F5F5" w:val="clear"/>
+        <w:shd w:fill="F0F0E8" w:val="clear"/>
         <w:spacing w:after="0" w:line="240"/>
       </w:pPr>
       <w:r>
@@ -1756,7 +1755,7 @@
     </w:p>
     <w:p>
       <w:pPr>
-        <w:shd w:fill="F5F5F5" w:val="clear"/>
+        <w:shd w:fill="F0F0E8" w:val="clear"/>
         <w:spacing w:after="0" w:line="240"/>
       </w:pPr>
       <w:r>
@@ -1770,7 +1769,7 @@
     </w:p>
     <w:p>
       <w:pPr>
-        <w:shd w:fill="F5F5F5" w:val="clear"/>
+        <w:shd w:fill="F0F0E8" w:val="clear"/>
         <w:spacing w:after="0" w:line="240"/>
       </w:pPr>
       <w:r>
@@ -1784,7 +1783,7 @@
     </w:p>
     <w:p>
       <w:pPr>
-        <w:shd w:fill="F5F5F5" w:val="clear"/>
+        <w:shd w:fill="F0F0E8" w:val="clear"/>
         <w:spacing w:after="0" w:line="240"/>
       </w:pPr>
       <w:r>
@@ -1798,7 +1797,7 @@
     </w:p>
     <w:p>
       <w:pPr>
-        <w:shd w:fill="F5F5F5" w:val="clear"/>
+        <w:shd w:fill="F0F0E8" w:val="clear"/>
         <w:spacing w:after="0" w:line="240"/>
       </w:pPr>
       <w:r>
@@ -1812,7 +1811,7 @@
     </w:p>
     <w:p>
       <w:pPr>
-        <w:shd w:fill="F5F5F5" w:val="clear"/>
+        <w:shd w:fill="F0F0E8" w:val="clear"/>
         <w:spacing w:after="0" w:line="240"/>
       </w:pPr>
       <w:r>
@@ -1826,7 +1825,7 @@
     </w:p>
     <w:p>
       <w:pPr>
-        <w:shd w:fill="F5F5F5" w:val="clear"/>
+        <w:shd w:fill="F0F0E8" w:val="clear"/>
         <w:spacing w:after="0" w:line="240"/>
       </w:pPr>
       <w:r>
@@ -1840,7 +1839,7 @@
     </w:p>
     <w:p>
       <w:pPr>
-        <w:shd w:fill="F5F5F5" w:val="clear"/>
+        <w:shd w:fill="F0F0E8" w:val="clear"/>
         <w:spacing w:after="0" w:line="240"/>
       </w:pPr>
       <w:r>
@@ -1854,7 +1853,7 @@
     </w:p>
     <w:p>
       <w:pPr>
-        <w:shd w:fill="F5F5F5" w:val="clear"/>
+        <w:shd w:fill="F0F0E8" w:val="clear"/>
         <w:spacing w:after="0" w:line="240"/>
       </w:pPr>
       <w:r>
@@ -1868,7 +1867,7 @@
     </w:p>
     <w:p>
       <w:pPr>
-        <w:shd w:fill="F5F5F5" w:val="clear"/>
+        <w:shd w:fill="F0F0E8" w:val="clear"/>
         <w:spacing w:after="0" w:line="240"/>
       </w:pPr>
       <w:r>
@@ -1882,7 +1881,7 @@
     </w:p>
     <w:p>
       <w:pPr>
-        <w:shd w:fill="F5F5F5" w:val="clear"/>
+        <w:shd w:fill="F0F0E8" w:val="clear"/>
         <w:spacing w:after="0" w:line="240"/>
       </w:pPr>
       <w:r>
@@ -1896,7 +1895,7 @@
     </w:p>
     <w:p>
       <w:pPr>
-        <w:shd w:fill="F5F5F5" w:val="clear"/>
+        <w:shd w:fill="F0F0E8" w:val="clear"/>
         <w:spacing w:after="0" w:line="240"/>
       </w:pPr>
       <w:r>
@@ -1942,7 +1941,7 @@
     </w:p>
     <w:p>
       <w:pPr>
-        <w:shd w:fill="F5F5F5" w:val="clear"/>
+        <w:shd w:fill="F0F0E8" w:val="clear"/>
         <w:spacing w:after="0" w:line="240"/>
       </w:pPr>
       <w:r>
@@ -1956,7 +1955,7 @@
     </w:p>
     <w:p>
       <w:pPr>
-        <w:shd w:fill="F5F5F5" w:val="clear"/>
+        <w:shd w:fill="F0F0E8" w:val="clear"/>
         <w:spacing w:after="0" w:line="240"/>
       </w:pPr>
       <w:r>
@@ -1970,7 +1969,7 @@
     </w:p>
     <w:p>
       <w:pPr>
-        <w:shd w:fill="F5F5F5" w:val="clear"/>
+        <w:shd w:fill="F0F0E8" w:val="clear"/>
         <w:spacing w:after="0" w:line="240"/>
       </w:pPr>
       <w:r>
@@ -1984,7 +1983,7 @@
     </w:p>
     <w:p>
       <w:pPr>
-        <w:shd w:fill="F5F5F5" w:val="clear"/>
+        <w:shd w:fill="F0F0E8" w:val="clear"/>
         <w:spacing w:after="0" w:line="240"/>
       </w:pPr>
       <w:r>
@@ -1998,7 +1997,7 @@
     </w:p>
     <w:p>
       <w:pPr>
-        <w:shd w:fill="F5F5F5" w:val="clear"/>
+        <w:shd w:fill="F0F0E8" w:val="clear"/>
         <w:spacing w:after="0" w:line="240"/>
       </w:pPr>
       <w:r>
@@ -2012,7 +2011,7 @@
     </w:p>
     <w:p>
       <w:pPr>
-        <w:shd w:fill="F5F5F5" w:val="clear"/>
+        <w:shd w:fill="F0F0E8" w:val="clear"/>
         <w:spacing w:after="0" w:line="240"/>
       </w:pPr>
       <w:r>
@@ -2026,7 +2025,7 @@
     </w:p>
     <w:p>
       <w:pPr>
-        <w:shd w:fill="F5F5F5" w:val="clear"/>
+        <w:shd w:fill="F0F0E8" w:val="clear"/>
         <w:spacing w:after="0" w:line="240"/>
       </w:pPr>
       <w:r>
@@ -2040,7 +2039,7 @@
     </w:p>
     <w:p>
       <w:pPr>
-        <w:shd w:fill="F5F5F5" w:val="clear"/>
+        <w:shd w:fill="F0F0E8" w:val="clear"/>
         <w:spacing w:after="0" w:line="240"/>
       </w:pPr>
       <w:r>
@@ -2054,7 +2053,7 @@
     </w:p>
     <w:p>
       <w:pPr>
-        <w:shd w:fill="F5F5F5" w:val="clear"/>
+        <w:shd w:fill="F0F0E8" w:val="clear"/>
         <w:spacing w:after="0" w:line="240"/>
       </w:pPr>
       <w:r>
@@ -2068,7 +2067,7 @@
     </w:p>
     <w:p>
       <w:pPr>
-        <w:shd w:fill="F5F5F5" w:val="clear"/>
+        <w:shd w:fill="F0F0E8" w:val="clear"/>
         <w:spacing w:after="0" w:line="240"/>
       </w:pPr>
       <w:r>
@@ -2082,7 +2081,7 @@
     </w:p>
     <w:p>
       <w:pPr>
-        <w:shd w:fill="F5F5F5" w:val="clear"/>
+        <w:shd w:fill="F0F0E8" w:val="clear"/>
         <w:spacing w:after="0" w:line="240"/>
       </w:pPr>
       <w:r>
@@ -2096,7 +2095,7 @@
     </w:p>
     <w:p>
       <w:pPr>
-        <w:shd w:fill="F5F5F5" w:val="clear"/>
+        <w:shd w:fill="F0F0E8" w:val="clear"/>
         <w:spacing w:after="0" w:line="240"/>
       </w:pPr>
       <w:r>
@@ -2110,7 +2109,7 @@
     </w:p>
     <w:p>
       <w:pPr>
-        <w:shd w:fill="F5F5F5" w:val="clear"/>
+        <w:shd w:fill="F0F0E8" w:val="clear"/>
         <w:spacing w:after="0" w:line="240"/>
       </w:pPr>
       <w:r>
@@ -2124,7 +2123,7 @@
     </w:p>
     <w:p>
       <w:pPr>
-        <w:shd w:fill="F5F5F5" w:val="clear"/>
+        <w:shd w:fill="F0F0E8" w:val="clear"/>
         <w:spacing w:after="0" w:line="240"/>
       </w:pPr>
       <w:r>
@@ -2138,7 +2137,7 @@
     </w:p>
     <w:p>
       <w:pPr>
-        <w:shd w:fill="F5F5F5" w:val="clear"/>
+        <w:shd w:fill="F0F0E8" w:val="clear"/>
         <w:spacing w:after="0" w:line="240"/>
       </w:pPr>
       <w:r>
@@ -2152,7 +2151,7 @@
     </w:p>
     <w:p>
       <w:pPr>
-        <w:shd w:fill="F5F5F5" w:val="clear"/>
+        <w:shd w:fill="F0F0E8" w:val="clear"/>
         <w:spacing w:after="0" w:line="240"/>
       </w:pPr>
       <w:r>
@@ -2166,7 +2165,7 @@
     </w:p>
     <w:p>
       <w:pPr>
-        <w:shd w:fill="F5F5F5" w:val="clear"/>
+        <w:shd w:fill="F0F0E8" w:val="clear"/>
         <w:spacing w:after="0" w:line="240"/>
       </w:pPr>
       <w:r>
@@ -2180,7 +2179,7 @@
     </w:p>
     <w:p>
       <w:pPr>
-        <w:shd w:fill="F5F5F5" w:val="clear"/>
+        <w:shd w:fill="F0F0E8" w:val="clear"/>
         <w:spacing w:after="0" w:line="240"/>
       </w:pPr>
       <w:r>
@@ -2194,7 +2193,7 @@
     </w:p>
     <w:p>
       <w:pPr>
-        <w:shd w:fill="F5F5F5" w:val="clear"/>
+        <w:shd w:fill="F0F0E8" w:val="clear"/>
         <w:spacing w:after="0" w:line="240"/>
       </w:pPr>
       <w:r>
@@ -2208,7 +2207,7 @@
     </w:p>
     <w:p>
       <w:pPr>
-        <w:shd w:fill="F5F5F5" w:val="clear"/>
+        <w:shd w:fill="F0F0E8" w:val="clear"/>
         <w:spacing w:after="0" w:line="240"/>
       </w:pPr>
       <w:r>
@@ -2222,7 +2221,7 @@
     </w:p>
     <w:p>
       <w:pPr>
-        <w:shd w:fill="F5F5F5" w:val="clear"/>
+        <w:shd w:fill="F0F0E8" w:val="clear"/>
         <w:spacing w:after="0" w:line="240"/>
       </w:pPr>
       <w:r>
@@ -2236,7 +2235,7 @@
     </w:p>
     <w:p>
       <w:pPr>
-        <w:shd w:fill="F5F5F5" w:val="clear"/>
+        <w:shd w:fill="F0F0E8" w:val="clear"/>
         <w:spacing w:after="0" w:line="240"/>
       </w:pPr>
       <w:r>
@@ -2282,7 +2281,7 @@
     </w:p>
     <w:p>
       <w:pPr>
-        <w:shd w:fill="F5F5F5" w:val="clear"/>
+        <w:shd w:fill="F0F0E8" w:val="clear"/>
         <w:spacing w:after="0" w:line="240"/>
       </w:pPr>
       <w:r>
@@ -2296,7 +2295,7 @@
     </w:p>
     <w:p>
       <w:pPr>
-        <w:shd w:fill="F5F5F5" w:val="clear"/>
+        <w:shd w:fill="F0F0E8" w:val="clear"/>
         <w:spacing w:after="0" w:line="240"/>
       </w:pPr>
       <w:r>
@@ -2310,7 +2309,7 @@
     </w:p>
     <w:p>
       <w:pPr>
-        <w:shd w:fill="F5F5F5" w:val="clear"/>
+        <w:shd w:fill="F0F0E8" w:val="clear"/>
         <w:spacing w:after="0" w:line="240"/>
       </w:pPr>
       <w:r>
@@ -2324,7 +2323,7 @@
     </w:p>
     <w:p>
       <w:pPr>
-        <w:shd w:fill="F5F5F5" w:val="clear"/>
+        <w:shd w:fill="F0F0E8" w:val="clear"/>
         <w:spacing w:after="0" w:line="240"/>
       </w:pPr>
       <w:r>
@@ -2338,7 +2337,7 @@
     </w:p>
     <w:p>
       <w:pPr>
-        <w:shd w:fill="F5F5F5" w:val="clear"/>
+        <w:shd w:fill="F0F0E8" w:val="clear"/>
         <w:spacing w:after="0" w:line="240"/>
       </w:pPr>
       <w:r>
@@ -2352,7 +2351,7 @@
     </w:p>
     <w:p>
       <w:pPr>
-        <w:shd w:fill="F5F5F5" w:val="clear"/>
+        <w:shd w:fill="F0F0E8" w:val="clear"/>
         <w:spacing w:after="0" w:line="240"/>
       </w:pPr>
       <w:r>
@@ -2366,7 +2365,7 @@
     </w:p>
     <w:p>
       <w:pPr>
-        <w:shd w:fill="F5F5F5" w:val="clear"/>
+        <w:shd w:fill="F0F0E8" w:val="clear"/>
         <w:spacing w:after="0" w:line="240"/>
       </w:pPr>
       <w:r>
@@ -2380,7 +2379,7 @@
     </w:p>
     <w:p>
       <w:pPr>
-        <w:shd w:fill="F5F5F5" w:val="clear"/>
+        <w:shd w:fill="F0F0E8" w:val="clear"/>
         <w:spacing w:after="0" w:line="240"/>
       </w:pPr>
       <w:r>
@@ -2394,7 +2393,7 @@
     </w:p>
     <w:p>
       <w:pPr>
-        <w:shd w:fill="F5F5F5" w:val="clear"/>
+        <w:shd w:fill="F0F0E8" w:val="clear"/>
         <w:spacing w:after="0" w:line="240"/>
       </w:pPr>
       <w:r>
@@ -2408,7 +2407,7 @@
     </w:p>
     <w:p>
       <w:pPr>
-        <w:shd w:fill="F5F5F5" w:val="clear"/>
+        <w:shd w:fill="F0F0E8" w:val="clear"/>
         <w:spacing w:after="0" w:line="240"/>
       </w:pPr>
       <w:r>
@@ -2422,7 +2421,7 @@
     </w:p>
     <w:p>
       <w:pPr>
-        <w:shd w:fill="F5F5F5" w:val="clear"/>
+        <w:shd w:fill="F0F0E8" w:val="clear"/>
         <w:spacing w:after="0" w:line="240"/>
       </w:pPr>
       <w:r>
@@ -2436,7 +2435,7 @@
     </w:p>
     <w:p>
       <w:pPr>
-        <w:shd w:fill="F5F5F5" w:val="clear"/>
+        <w:shd w:fill="F0F0E8" w:val="clear"/>
         <w:spacing w:after="0" w:line="240"/>
       </w:pPr>
       <w:r>
@@ -2450,7 +2449,7 @@
     </w:p>
     <w:p>
       <w:pPr>
-        <w:shd w:fill="F5F5F5" w:val="clear"/>
+        <w:shd w:fill="F0F0E8" w:val="clear"/>
         <w:spacing w:after="0" w:line="240"/>
       </w:pPr>
       <w:r>
@@ -2464,7 +2463,7 @@
     </w:p>
     <w:p>
       <w:pPr>
-        <w:shd w:fill="F5F5F5" w:val="clear"/>
+        <w:shd w:fill="F0F0E8" w:val="clear"/>
         <w:spacing w:after="0" w:line="240"/>
       </w:pPr>
       <w:r>
@@ -2534,7 +2533,7 @@
               <w:bottom w:val="single" w:color="CCCCCC" w:sz="1"/>
               <w:right w:val="single" w:color="CCCCCC" w:sz="1"/>
             </w:tcBorders>
-            <w:shd w:fill="D5E8F0" w:val="clear"/>
+            <w:shd w:fill="D4D0C8" w:val="clear"/>
             <w:tcMar>
               <w:top w:type="dxa" w:w="80"/>
               <w:left w:type="dxa" w:w="120"/>
@@ -2561,7 +2560,7 @@
               <w:bottom w:val="single" w:color="CCCCCC" w:sz="1"/>
               <w:right w:val="single" w:color="CCCCCC" w:sz="1"/>
             </w:tcBorders>
-            <w:shd w:fill="D5E8F0" w:val="clear"/>
+            <w:shd w:fill="D4D0C8" w:val="clear"/>
             <w:tcMar>
               <w:top w:type="dxa" w:w="80"/>
               <w:left w:type="dxa" w:w="120"/>
@@ -2625,7 +2624,7 @@
           <w:p>
             <w:r>
               <w:rPr>
-                <w:rFonts w:ascii="Arial" w:cs="Arial" w:eastAsia="Arial" w:hAnsi="Arial"/>
+                <w:rFonts w:ascii="Calibri" w:cs="Calibri" w:eastAsia="Calibri" w:hAnsi="Calibri"/>
               </w:rPr>
               <w:t xml:space="preserve">5+3=8</w:t>
             </w:r>
@@ -2677,7 +2676,7 @@
           <w:p>
             <w:r>
               <w:rPr>
-                <w:rFonts w:ascii="Arial" w:cs="Arial" w:eastAsia="Arial" w:hAnsi="Arial"/>
+                <w:rFonts w:ascii="Calibri" w:cs="Calibri" w:eastAsia="Calibri" w:hAnsi="Calibri"/>
               </w:rPr>
               <w:t xml:space="preserve">7*8=56</w:t>
             </w:r>
@@ -2729,7 +2728,7 @@
           <w:p>
             <w:r>
               <w:rPr>
-                <w:rFonts w:ascii="Arial" w:cs="Arial" w:eastAsia="Arial" w:hAnsi="Arial"/>
+                <w:rFonts w:ascii="Calibri" w:cs="Calibri" w:eastAsia="Calibri" w:hAnsi="Calibri"/>
               </w:rPr>
               <w:t xml:space="preserve">2-9=-7</w:t>
             </w:r>
@@ -2781,7 +2780,7 @@
           <w:p>
             <w:r>
               <w:rPr>
-                <w:rFonts w:ascii="Arial" w:cs="Arial" w:eastAsia="Arial" w:hAnsi="Arial"/>
+                <w:rFonts w:ascii="Calibri" w:cs="Calibri" w:eastAsia="Calibri" w:hAnsi="Calibri"/>
               </w:rPr>
               <w:t xml:space="preserve">9-2=7</w:t>
             </w:r>
@@ -2833,7 +2832,7 @@
           <w:p>
             <w:r>
               <w:rPr>
-                <w:rFonts w:ascii="Arial" w:cs="Arial" w:eastAsia="Arial" w:hAnsi="Arial"/>
+                <w:rFonts w:ascii="Calibri" w:cs="Calibri" w:eastAsia="Calibri" w:hAnsi="Calibri"/>
               </w:rPr>
               <w:t xml:space="preserve">9/0=Err</w:t>
             </w:r>
@@ -2885,7 +2884,7 @@
           <w:p>
             <w:r>
               <w:rPr>
-                <w:rFonts w:ascii="Arial" w:cs="Arial" w:eastAsia="Arial" w:hAnsi="Arial"/>
+                <w:rFonts w:ascii="Calibri" w:cs="Calibri" w:eastAsia="Calibri" w:hAnsi="Calibri"/>
               </w:rPr>
               <w:t xml:space="preserve">8/3=2</w:t>
             </w:r>
@@ -2937,7 +2936,7 @@
           <w:p>
             <w:r>
               <w:rPr>
-                <w:rFonts w:ascii="Arial" w:cs="Arial" w:eastAsia="Arial" w:hAnsi="Arial"/>
+                <w:rFonts w:ascii="Calibri" w:cs="Calibri" w:eastAsia="Calibri" w:hAnsi="Calibri"/>
               </w:rPr>
               <w:t xml:space="preserve">0*9=0</w:t>
             </w:r>
@@ -2989,7 +2988,7 @@
           <w:p>
             <w:r>
               <w:rPr>
-                <w:rFonts w:ascii="Arial" w:cs="Arial" w:eastAsia="Arial" w:hAnsi="Arial"/>
+                <w:rFonts w:ascii="Calibri" w:cs="Calibri" w:eastAsia="Calibri" w:hAnsi="Calibri"/>
               </w:rPr>
               <w:t xml:space="preserve">4+4=8  (old expression cleared first)</w:t>
             </w:r>
@@ -3041,7 +3040,7 @@
           <w:p>
             <w:r>
               <w:rPr>
-                <w:rFonts w:ascii="Arial" w:cs="Arial" w:eastAsia="Arial" w:hAnsi="Arial"/>
+                <w:rFonts w:ascii="Calibri" w:cs="Calibri" w:eastAsia="Calibri" w:hAnsi="Calibri"/>
               </w:rPr>
               <w:t xml:space="preserve">4/2=2  (exact division — was 1 before the fix)</w:t>
             </w:r>
@@ -3093,7 +3092,7 @@
           <w:p>
             <w:r>
               <w:rPr>
-                <w:rFonts w:ascii="Arial" w:cs="Arial" w:eastAsia="Arial" w:hAnsi="Arial"/>
+                <w:rFonts w:ascii="Calibri" w:cs="Calibri" w:eastAsia="Calibri" w:hAnsi="Calibri"/>
               </w:rPr>
               <w:t xml:space="preserve">6/3=2  (exact division — was 1 before the fix)</w:t>
             </w:r>
@@ -3145,7 +3144,7 @@
           <w:p>
             <w:r>
               <w:rPr>
-                <w:rFonts w:ascii="Arial" w:cs="Arial" w:eastAsia="Arial" w:hAnsi="Arial"/>
+                <w:rFonts w:ascii="Calibri" w:cs="Calibri" w:eastAsia="Calibri" w:hAnsi="Calibri"/>
               </w:rPr>
               <w:t xml:space="preserve">9/3=3  (exact division — was 2 before the fix)</w:t>
             </w:r>
@@ -3197,7 +3196,7 @@
           <w:p>
             <w:r>
               <w:rPr>
-                <w:rFonts w:ascii="Arial" w:cs="Arial" w:eastAsia="Arial" w:hAnsi="Arial"/>
+                <w:rFonts w:ascii="Calibri" w:cs="Calibri" w:eastAsia="Calibri" w:hAnsi="Calibri"/>
               </w:rPr>
               <w:t xml:space="preserve">5-5=0  (equal operands — was "-0" before the fix)</w:t>
             </w:r>
@@ -3249,7 +3248,7 @@
           <w:p>
             <w:r>
               <w:rPr>
-                <w:rFonts w:ascii="Arial" w:cs="Arial" w:eastAsia="Arial" w:hAnsi="Arial"/>
+                <w:rFonts w:ascii="Calibri" w:cs="Calibri" w:eastAsia="Calibri" w:hAnsi="Calibri"/>
               </w:rPr>
               <w:t xml:space="preserve">2*5=10  (exact multiple of 10 — was ":" before the fix)</w:t>
             </w:r>
@@ -3301,7 +3300,7 @@
           <w:p>
             <w:r>
               <w:rPr>
-                <w:rFonts w:ascii="Arial" w:cs="Arial" w:eastAsia="Arial" w:hAnsi="Arial"/>
+                <w:rFonts w:ascii="Calibri" w:cs="Calibri" w:eastAsia="Calibri" w:hAnsi="Calibri"/>
               </w:rPr>
               <w:t xml:space="preserve">5+5=10  (exact multiple of 10 — was ":" before the fix)</w:t>
             </w:r>
@@ -3353,7 +3352,7 @@
           <w:p>
             <w:r>
               <w:rPr>
-                <w:rFonts w:ascii="Arial" w:cs="Arial" w:eastAsia="Arial" w:hAnsi="Arial"/>
+                <w:rFonts w:ascii="Calibri" w:cs="Calibri" w:eastAsia="Calibri" w:hAnsi="Calibri"/>
               </w:rPr>
               <w:t xml:space="preserve">1+3=4  (digit "1" — was swallowed as Clear before the fix)</w:t>
             </w:r>
@@ -3405,7 +3404,7 @@
           <w:p>
             <w:r>
               <w:rPr>
-                <w:rFonts w:ascii="Arial" w:cs="Arial" w:eastAsia="Arial" w:hAnsi="Arial"/>
+                <w:rFonts w:ascii="Calibri" w:cs="Calibri" w:eastAsia="Calibri" w:hAnsi="Calibri"/>
               </w:rPr>
               <w:t xml:space="preserve">9/1=9  (digit "1" as divisor)</w:t>
             </w:r>
@@ -3457,7 +3456,7 @@
           <w:p>
             <w:r>
               <w:rPr>
-                <w:rFonts w:ascii="Arial" w:cs="Arial" w:eastAsia="Arial" w:hAnsi="Arial"/>
+                <w:rFonts w:ascii="Calibri" w:cs="Calibri" w:eastAsia="Calibri" w:hAnsi="Calibri"/>
               </w:rPr>
               <w:t xml:space="preserve">1  (just the digit — was misread as Clear before the fix)</w:t>
             </w:r>
@@ -3509,7 +3508,7 @@
           <w:p>
             <w:r>
               <w:rPr>
-                <w:rFonts w:ascii="Arial" w:cs="Arial" w:eastAsia="Arial" w:hAnsi="Arial"/>
+                <w:rFonts w:ascii="Calibri" w:cs="Calibri" w:eastAsia="Calibri" w:hAnsi="Calibri"/>
               </w:rPr>
               <w:t xml:space="preserve">2  (CE now $7F, clears without colliding with "1")</w:t>
             </w:r>
@@ -3598,7 +3597,7 @@
     </w:p>
     <w:p>
       <w:pPr>
-        <w:shd w:fill="F5F5F5" w:val="clear"/>
+        <w:shd w:fill="F0F0E8" w:val="clear"/>
         <w:spacing w:after="0" w:line="240"/>
       </w:pPr>
       <w:r>
@@ -3612,7 +3611,7 @@
     </w:p>
     <w:p>
       <w:pPr>
-        <w:shd w:fill="F5F5F5" w:val="clear"/>
+        <w:shd w:fill="F0F0E8" w:val="clear"/>
         <w:spacing w:after="0" w:line="240"/>
       </w:pPr>
       <w:r>
@@ -3626,7 +3625,7 @@
     </w:p>
     <w:p>
       <w:pPr>
-        <w:shd w:fill="F5F5F5" w:val="clear"/>
+        <w:shd w:fill="F0F0E8" w:val="clear"/>
         <w:spacing w:after="0" w:line="240"/>
       </w:pPr>
       <w:r>
@@ -3640,7 +3639,7 @@
     </w:p>
     <w:p>
       <w:pPr>
-        <w:shd w:fill="F5F5F5" w:val="clear"/>
+        <w:shd w:fill="F0F0E8" w:val="clear"/>
         <w:spacing w:after="0" w:line="240"/>
       </w:pPr>
       <w:r>
@@ -3654,7 +3653,7 @@
     </w:p>
     <w:p>
       <w:pPr>
-        <w:shd w:fill="F5F5F5" w:val="clear"/>
+        <w:shd w:fill="F0F0E8" w:val="clear"/>
         <w:spacing w:after="0" w:line="240"/>
       </w:pPr>
       <w:r>
@@ -3668,7 +3667,7 @@
     </w:p>
     <w:p>
       <w:pPr>
-        <w:shd w:fill="F5F5F5" w:val="clear"/>
+        <w:shd w:fill="F0F0E8" w:val="clear"/>
         <w:spacing w:after="0" w:line="240"/>
       </w:pPr>
       <w:r>
@@ -3682,7 +3681,7 @@
     </w:p>
     <w:p>
       <w:pPr>
-        <w:shd w:fill="F5F5F5" w:val="clear"/>
+        <w:shd w:fill="F0F0E8" w:val="clear"/>
         <w:spacing w:after="0" w:line="240"/>
       </w:pPr>
       <w:r>
@@ -3696,7 +3695,7 @@
     </w:p>
     <w:p>
       <w:pPr>
-        <w:shd w:fill="F5F5F5" w:val="clear"/>
+        <w:shd w:fill="F0F0E8" w:val="clear"/>
         <w:spacing w:after="0" w:line="240"/>
       </w:pPr>
       <w:r>
@@ -3710,7 +3709,7 @@
     </w:p>
     <w:p>
       <w:pPr>
-        <w:shd w:fill="F5F5F5" w:val="clear"/>
+        <w:shd w:fill="F0F0E8" w:val="clear"/>
         <w:spacing w:after="0" w:line="240"/>
       </w:pPr>
       <w:r>
@@ -3724,7 +3723,7 @@
     </w:p>
     <w:p>
       <w:pPr>
-        <w:shd w:fill="F5F5F5" w:val="clear"/>
+        <w:shd w:fill="F0F0E8" w:val="clear"/>
         <w:spacing w:after="0" w:line="240"/>
       </w:pPr>
       <w:r>
@@ -3738,7 +3737,7 @@
     </w:p>
     <w:p>
       <w:pPr>
-        <w:shd w:fill="F5F5F5" w:val="clear"/>
+        <w:shd w:fill="F0F0E8" w:val="clear"/>
         <w:spacing w:after="0" w:line="240"/>
       </w:pPr>
       <w:r>
@@ -3752,7 +3751,7 @@
     </w:p>
     <w:p>
       <w:pPr>
-        <w:shd w:fill="F5F5F5" w:val="clear"/>
+        <w:shd w:fill="F0F0E8" w:val="clear"/>
         <w:spacing w:after="0" w:line="240"/>
       </w:pPr>
       <w:r>
@@ -3766,7 +3765,7 @@
     </w:p>
     <w:p>
       <w:pPr>
-        <w:shd w:fill="F5F5F5" w:val="clear"/>
+        <w:shd w:fill="F0F0E8" w:val="clear"/>
         <w:spacing w:after="0" w:line="240"/>
       </w:pPr>
       <w:r>
@@ -3780,7 +3779,7 @@
     </w:p>
     <w:p>
       <w:pPr>
-        <w:shd w:fill="F5F5F5" w:val="clear"/>
+        <w:shd w:fill="F0F0E8" w:val="clear"/>
         <w:spacing w:after="0" w:line="240"/>
       </w:pPr>
       <w:r>
@@ -3794,7 +3793,7 @@
     </w:p>
     <w:p>
       <w:pPr>
-        <w:shd w:fill="F5F5F5" w:val="clear"/>
+        <w:shd w:fill="F0F0E8" w:val="clear"/>
         <w:spacing w:after="0" w:line="240"/>
       </w:pPr>
       <w:r>
@@ -3808,7 +3807,7 @@
     </w:p>
     <w:p>
       <w:pPr>
-        <w:shd w:fill="F5F5F5" w:val="clear"/>
+        <w:shd w:fill="F0F0E8" w:val="clear"/>
         <w:spacing w:after="0" w:line="240"/>
       </w:pPr>
       <w:r>
@@ -3822,7 +3821,7 @@
     </w:p>
     <w:p>
       <w:pPr>
-        <w:shd w:fill="F5F5F5" w:val="clear"/>
+        <w:shd w:fill="F0F0E8" w:val="clear"/>
         <w:spacing w:after="0" w:line="240"/>
       </w:pPr>
       <w:r>
@@ -3836,7 +3835,7 @@
     </w:p>
     <w:p>
       <w:pPr>
-        <w:shd w:fill="F5F5F5" w:val="clear"/>
+        <w:shd w:fill="F0F0E8" w:val="clear"/>
         <w:spacing w:after="0" w:line="240"/>
       </w:pPr>
       <w:r>
@@ -3850,7 +3849,7 @@
     </w:p>
     <w:p>
       <w:pPr>
-        <w:shd w:fill="F5F5F5" w:val="clear"/>
+        <w:shd w:fill="F0F0E8" w:val="clear"/>
         <w:spacing w:after="0" w:line="240"/>
       </w:pPr>
       <w:r>
@@ -3864,7 +3863,7 @@
     </w:p>
     <w:p>
       <w:pPr>
-        <w:shd w:fill="F5F5F5" w:val="clear"/>
+        <w:shd w:fill="F0F0E8" w:val="clear"/>
         <w:spacing w:after="0" w:line="240"/>
       </w:pPr>
       <w:r>
@@ -3878,7 +3877,7 @@
     </w:p>
     <w:p>
       <w:pPr>
-        <w:shd w:fill="F5F5F5" w:val="clear"/>
+        <w:shd w:fill="F0F0E8" w:val="clear"/>
         <w:spacing w:after="0" w:line="240"/>
       </w:pPr>
       <w:r>
@@ -3892,7 +3891,7 @@
     </w:p>
     <w:p>
       <w:pPr>
-        <w:shd w:fill="F5F5F5" w:val="clear"/>
+        <w:shd w:fill="F0F0E8" w:val="clear"/>
         <w:spacing w:after="0" w:line="240"/>
       </w:pPr>
       <w:r>
@@ -3906,7 +3905,7 @@
     </w:p>
     <w:p>
       <w:pPr>
-        <w:shd w:fill="F5F5F5" w:val="clear"/>
+        <w:shd w:fill="F0F0E8" w:val="clear"/>
         <w:spacing w:after="0" w:line="240"/>
       </w:pPr>
       <w:r>
@@ -3920,7 +3919,7 @@
     </w:p>
     <w:p>
       <w:pPr>
-        <w:shd w:fill="F5F5F5" w:val="clear"/>
+        <w:shd w:fill="F0F0E8" w:val="clear"/>
         <w:spacing w:after="0" w:line="240"/>
       </w:pPr>
       <w:r>
@@ -3934,7 +3933,7 @@
     </w:p>
     <w:p>
       <w:pPr>
-        <w:shd w:fill="F5F5F5" w:val="clear"/>
+        <w:shd w:fill="F0F0E8" w:val="clear"/>
         <w:spacing w:after="0" w:line="240"/>
       </w:pPr>
       <w:r>
@@ -3948,7 +3947,7 @@
     </w:p>
     <w:p>
       <w:pPr>
-        <w:shd w:fill="F5F5F5" w:val="clear"/>
+        <w:shd w:fill="F0F0E8" w:val="clear"/>
         <w:spacing w:after="0" w:line="240"/>
       </w:pPr>
       <w:r>
@@ -3962,7 +3961,7 @@
     </w:p>
     <w:p>
       <w:pPr>
-        <w:shd w:fill="F5F5F5" w:val="clear"/>
+        <w:shd w:fill="F0F0E8" w:val="clear"/>
         <w:spacing w:after="0" w:line="240"/>
       </w:pPr>
       <w:r>
@@ -3976,7 +3975,7 @@
     </w:p>
     <w:p>
       <w:pPr>
-        <w:shd w:fill="F5F5F5" w:val="clear"/>
+        <w:shd w:fill="F0F0E8" w:val="clear"/>
         <w:spacing w:after="0" w:line="240"/>
       </w:pPr>
       <w:r>
@@ -3990,7 +3989,7 @@
     </w:p>
     <w:p>
       <w:pPr>
-        <w:shd w:fill="F5F5F5" w:val="clear"/>
+        <w:shd w:fill="F0F0E8" w:val="clear"/>
         <w:spacing w:after="0" w:line="240"/>
       </w:pPr>
       <w:r>
@@ -4004,7 +4003,7 @@
     </w:p>
     <w:p>
       <w:pPr>
-        <w:shd w:fill="F5F5F5" w:val="clear"/>
+        <w:shd w:fill="F0F0E8" w:val="clear"/>
         <w:spacing w:after="0" w:line="240"/>
       </w:pPr>
       <w:r>
@@ -4018,7 +4017,7 @@
     </w:p>
     <w:p>
       <w:pPr>
-        <w:shd w:fill="F5F5F5" w:val="clear"/>
+        <w:shd w:fill="F0F0E8" w:val="clear"/>
         <w:spacing w:after="0" w:line="240"/>
       </w:pPr>
       <w:r>
@@ -4032,7 +4031,7 @@
     </w:p>
     <w:p>
       <w:pPr>
-        <w:shd w:fill="F5F5F5" w:val="clear"/>
+        <w:shd w:fill="F0F0E8" w:val="clear"/>
         <w:spacing w:after="0" w:line="240"/>
       </w:pPr>
       <w:r>
@@ -4046,7 +4045,7 @@
     </w:p>
     <w:p>
       <w:pPr>
-        <w:shd w:fill="F5F5F5" w:val="clear"/>
+        <w:shd w:fill="F0F0E8" w:val="clear"/>
         <w:spacing w:after="0" w:line="240"/>
       </w:pPr>
       <w:r>
@@ -4060,7 +4059,7 @@
     </w:p>
     <w:p>
       <w:pPr>
-        <w:shd w:fill="F5F5F5" w:val="clear"/>
+        <w:shd w:fill="F0F0E8" w:val="clear"/>
         <w:spacing w:after="0" w:line="240"/>
       </w:pPr>
       <w:r>
@@ -4074,7 +4073,7 @@
     </w:p>
     <w:p>
       <w:pPr>
-        <w:shd w:fill="F5F5F5" w:val="clear"/>
+        <w:shd w:fill="F0F0E8" w:val="clear"/>
         <w:spacing w:after="0" w:line="240"/>
       </w:pPr>
       <w:r>
@@ -4088,7 +4087,7 @@
     </w:p>
     <w:p>
       <w:pPr>
-        <w:shd w:fill="F5F5F5" w:val="clear"/>
+        <w:shd w:fill="F0F0E8" w:val="clear"/>
         <w:spacing w:after="0" w:line="240"/>
       </w:pPr>
       <w:r>
@@ -4102,7 +4101,7 @@
     </w:p>
     <w:p>
       <w:pPr>
-        <w:shd w:fill="F5F5F5" w:val="clear"/>
+        <w:shd w:fill="F0F0E8" w:val="clear"/>
         <w:spacing w:after="0" w:line="240"/>
       </w:pPr>
       <w:r>
@@ -4116,7 +4115,7 @@
     </w:p>
     <w:p>
       <w:pPr>
-        <w:shd w:fill="F5F5F5" w:val="clear"/>
+        <w:shd w:fill="F0F0E8" w:val="clear"/>
         <w:spacing w:after="0" w:line="240"/>
       </w:pPr>
       <w:r>
@@ -4130,7 +4129,7 @@
     </w:p>
     <w:p>
       <w:pPr>
-        <w:shd w:fill="F5F5F5" w:val="clear"/>
+        <w:shd w:fill="F0F0E8" w:val="clear"/>
         <w:spacing w:after="0" w:line="240"/>
       </w:pPr>
       <w:r>
@@ -4144,7 +4143,7 @@
     </w:p>
     <w:p>
       <w:pPr>
-        <w:shd w:fill="F5F5F5" w:val="clear"/>
+        <w:shd w:fill="F0F0E8" w:val="clear"/>
         <w:spacing w:after="0" w:line="240"/>
       </w:pPr>
       <w:r>
@@ -4158,7 +4157,7 @@
     </w:p>
     <w:p>
       <w:pPr>
-        <w:shd w:fill="F5F5F5" w:val="clear"/>
+        <w:shd w:fill="F0F0E8" w:val="clear"/>
         <w:spacing w:after="0" w:line="240"/>
       </w:pPr>
       <w:r>
@@ -4172,7 +4171,7 @@
     </w:p>
     <w:p>
       <w:pPr>
-        <w:shd w:fill="F5F5F5" w:val="clear"/>
+        <w:shd w:fill="F0F0E8" w:val="clear"/>
         <w:spacing w:after="0" w:line="240"/>
       </w:pPr>
       <w:r>
@@ -4186,7 +4185,7 @@
     </w:p>
     <w:p>
       <w:pPr>
-        <w:shd w:fill="F5F5F5" w:val="clear"/>
+        <w:shd w:fill="F0F0E8" w:val="clear"/>
         <w:spacing w:after="0" w:line="240"/>
       </w:pPr>
       <w:r>
@@ -4200,7 +4199,7 @@
     </w:p>
     <w:p>
       <w:pPr>
-        <w:shd w:fill="F5F5F5" w:val="clear"/>
+        <w:shd w:fill="F0F0E8" w:val="clear"/>
         <w:spacing w:after="0" w:line="240"/>
       </w:pPr>
       <w:r>
@@ -4214,7 +4213,7 @@
     </w:p>
     <w:p>
       <w:pPr>
-        <w:shd w:fill="F5F5F5" w:val="clear"/>
+        <w:shd w:fill="F0F0E8" w:val="clear"/>
         <w:spacing w:after="0" w:line="240"/>
       </w:pPr>
       <w:r>
@@ -4228,7 +4227,7 @@
     </w:p>
     <w:p>
       <w:pPr>
-        <w:shd w:fill="F5F5F5" w:val="clear"/>
+        <w:shd w:fill="F0F0E8" w:val="clear"/>
         <w:spacing w:after="0" w:line="240"/>
       </w:pPr>
       <w:r>
@@ -4242,7 +4241,7 @@
     </w:p>
     <w:p>
       <w:pPr>
-        <w:shd w:fill="F5F5F5" w:val="clear"/>
+        <w:shd w:fill="F0F0E8" w:val="clear"/>
         <w:spacing w:after="0" w:line="240"/>
       </w:pPr>
       <w:r>
@@ -4256,7 +4255,7 @@
     </w:p>
     <w:p>
       <w:pPr>
-        <w:shd w:fill="F5F5F5" w:val="clear"/>
+        <w:shd w:fill="F0F0E8" w:val="clear"/>
         <w:spacing w:after="0" w:line="240"/>
       </w:pPr>
       <w:r>
@@ -4270,7 +4269,7 @@
     </w:p>
     <w:p>
       <w:pPr>
-        <w:shd w:fill="F5F5F5" w:val="clear"/>
+        <w:shd w:fill="F0F0E8" w:val="clear"/>
         <w:spacing w:after="0" w:line="240"/>
       </w:pPr>
       <w:r>
@@ -4284,7 +4283,7 @@
     </w:p>
     <w:p>
       <w:pPr>
-        <w:shd w:fill="F5F5F5" w:val="clear"/>
+        <w:shd w:fill="F0F0E8" w:val="clear"/>
         <w:spacing w:after="0" w:line="240"/>
       </w:pPr>
       <w:r>
@@ -4298,7 +4297,7 @@
     </w:p>
     <w:p>
       <w:pPr>
-        <w:shd w:fill="F5F5F5" w:val="clear"/>
+        <w:shd w:fill="F0F0E8" w:val="clear"/>
         <w:spacing w:after="0" w:line="240"/>
       </w:pPr>
       <w:r>
@@ -4312,7 +4311,7 @@
     </w:p>
     <w:p>
       <w:pPr>
-        <w:shd w:fill="F5F5F5" w:val="clear"/>
+        <w:shd w:fill="F0F0E8" w:val="clear"/>
         <w:spacing w:after="0" w:line="240"/>
       </w:pPr>
       <w:r>
@@ -4326,7 +4325,7 @@
     </w:p>
     <w:p>
       <w:pPr>
-        <w:shd w:fill="F5F5F5" w:val="clear"/>
+        <w:shd w:fill="F0F0E8" w:val="clear"/>
         <w:spacing w:after="0" w:line="240"/>
       </w:pPr>
       <w:r>
@@ -4340,7 +4339,7 @@
     </w:p>
     <w:p>
       <w:pPr>
-        <w:shd w:fill="F5F5F5" w:val="clear"/>
+        <w:shd w:fill="F0F0E8" w:val="clear"/>
         <w:spacing w:after="0" w:line="240"/>
       </w:pPr>
       <w:r>
@@ -4354,7 +4353,7 @@
     </w:p>
     <w:p>
       <w:pPr>
-        <w:shd w:fill="F5F5F5" w:val="clear"/>
+        <w:shd w:fill="F0F0E8" w:val="clear"/>
         <w:spacing w:after="0" w:line="240"/>
       </w:pPr>
       <w:r>
@@ -4368,7 +4367,7 @@
     </w:p>
     <w:p>
       <w:pPr>
-        <w:shd w:fill="F5F5F5" w:val="clear"/>
+        <w:shd w:fill="F0F0E8" w:val="clear"/>
         <w:spacing w:after="0" w:line="240"/>
       </w:pPr>
       <w:r>
@@ -4382,7 +4381,7 @@
     </w:p>
     <w:p>
       <w:pPr>
-        <w:shd w:fill="F5F5F5" w:val="clear"/>
+        <w:shd w:fill="F0F0E8" w:val="clear"/>
         <w:spacing w:after="0" w:line="240"/>
       </w:pPr>
       <w:r>
@@ -4396,7 +4395,7 @@
     </w:p>
     <w:p>
       <w:pPr>
-        <w:shd w:fill="F5F5F5" w:val="clear"/>
+        <w:shd w:fill="F0F0E8" w:val="clear"/>
         <w:spacing w:after="0" w:line="240"/>
       </w:pPr>
       <w:r>
@@ -4410,7 +4409,7 @@
     </w:p>
     <w:p>
       <w:pPr>
-        <w:shd w:fill="F5F5F5" w:val="clear"/>
+        <w:shd w:fill="F0F0E8" w:val="clear"/>
         <w:spacing w:after="0" w:line="240"/>
       </w:pPr>
       <w:r>
@@ -4424,7 +4423,7 @@
     </w:p>
     <w:p>
       <w:pPr>
-        <w:shd w:fill="F5F5F5" w:val="clear"/>
+        <w:shd w:fill="F0F0E8" w:val="clear"/>
         <w:spacing w:after="0" w:line="240"/>
       </w:pPr>
       <w:r>
@@ -4438,7 +4437,7 @@
     </w:p>
     <w:p>
       <w:pPr>
-        <w:shd w:fill="F5F5F5" w:val="clear"/>
+        <w:shd w:fill="F0F0E8" w:val="clear"/>
         <w:spacing w:after="0" w:line="240"/>
       </w:pPr>
       <w:r>
@@ -4452,7 +4451,7 @@
     </w:p>
     <w:p>
       <w:pPr>
-        <w:shd w:fill="F5F5F5" w:val="clear"/>
+        <w:shd w:fill="F0F0E8" w:val="clear"/>
         <w:spacing w:after="0" w:line="240"/>
       </w:pPr>
       <w:r>
@@ -4466,7 +4465,7 @@
     </w:p>
     <w:p>
       <w:pPr>
-        <w:shd w:fill="F5F5F5" w:val="clear"/>
+        <w:shd w:fill="F0F0E8" w:val="clear"/>
         <w:spacing w:after="0" w:line="240"/>
       </w:pPr>
       <w:r>
@@ -4480,7 +4479,7 @@
     </w:p>
     <w:p>
       <w:pPr>
-        <w:shd w:fill="F5F5F5" w:val="clear"/>
+        <w:shd w:fill="F0F0E8" w:val="clear"/>
         <w:spacing w:after="0" w:line="240"/>
       </w:pPr>
       <w:r>
@@ -4494,7 +4493,7 @@
     </w:p>
     <w:p>
       <w:pPr>
-        <w:shd w:fill="F5F5F5" w:val="clear"/>
+        <w:shd w:fill="F0F0E8" w:val="clear"/>
         <w:spacing w:after="0" w:line="240"/>
       </w:pPr>
       <w:r>
@@ -4508,7 +4507,7 @@
     </w:p>
     <w:p>
       <w:pPr>
-        <w:shd w:fill="F5F5F5" w:val="clear"/>
+        <w:shd w:fill="F0F0E8" w:val="clear"/>
         <w:spacing w:after="0" w:line="240"/>
       </w:pPr>
       <w:r>
@@ -4522,7 +4521,7 @@
     </w:p>
     <w:p>
       <w:pPr>
-        <w:shd w:fill="F5F5F5" w:val="clear"/>
+        <w:shd w:fill="F0F0E8" w:val="clear"/>
         <w:spacing w:after="0" w:line="240"/>
       </w:pPr>
       <w:r>
@@ -4536,7 +4535,7 @@
     </w:p>
     <w:p>
       <w:pPr>
-        <w:shd w:fill="F5F5F5" w:val="clear"/>
+        <w:shd w:fill="F0F0E8" w:val="clear"/>
         <w:spacing w:after="0" w:line="240"/>
       </w:pPr>
       <w:r>
@@ -4550,7 +4549,7 @@
     </w:p>
     <w:p>
       <w:pPr>
-        <w:shd w:fill="F5F5F5" w:val="clear"/>
+        <w:shd w:fill="F0F0E8" w:val="clear"/>
         <w:spacing w:after="0" w:line="240"/>
       </w:pPr>
       <w:r>
@@ -4564,7 +4563,7 @@
     </w:p>
     <w:p>
       <w:pPr>
-        <w:shd w:fill="F5F5F5" w:val="clear"/>
+        <w:shd w:fill="F0F0E8" w:val="clear"/>
         <w:spacing w:after="0" w:line="240"/>
       </w:pPr>
       <w:r>
@@ -4578,7 +4577,7 @@
     </w:p>
     <w:p>
       <w:pPr>
-        <w:shd w:fill="F5F5F5" w:val="clear"/>
+        <w:shd w:fill="F0F0E8" w:val="clear"/>
         <w:spacing w:after="0" w:line="240"/>
       </w:pPr>
       <w:r>
@@ -4592,7 +4591,7 @@
     </w:p>
     <w:p>
       <w:pPr>
-        <w:shd w:fill="F5F5F5" w:val="clear"/>
+        <w:shd w:fill="F0F0E8" w:val="clear"/>
         <w:spacing w:after="0" w:line="240"/>
       </w:pPr>
       <w:r>
@@ -4606,7 +4605,7 @@
     </w:p>
     <w:p>
       <w:pPr>
-        <w:shd w:fill="F5F5F5" w:val="clear"/>
+        <w:shd w:fill="F0F0E8" w:val="clear"/>
         <w:spacing w:after="0" w:line="240"/>
       </w:pPr>
       <w:r>
@@ -4620,7 +4619,7 @@
     </w:p>
     <w:p>
       <w:pPr>
-        <w:shd w:fill="F5F5F5" w:val="clear"/>
+        <w:shd w:fill="F0F0E8" w:val="clear"/>
         <w:spacing w:after="0" w:line="240"/>
       </w:pPr>
       <w:r>
@@ -4634,7 +4633,7 @@
     </w:p>
     <w:p>
       <w:pPr>
-        <w:shd w:fill="F5F5F5" w:val="clear"/>
+        <w:shd w:fill="F0F0E8" w:val="clear"/>
         <w:spacing w:after="0" w:line="240"/>
       </w:pPr>
       <w:r>
@@ -4648,7 +4647,7 @@
     </w:p>
     <w:p>
       <w:pPr>
-        <w:shd w:fill="F5F5F5" w:val="clear"/>
+        <w:shd w:fill="F0F0E8" w:val="clear"/>
         <w:spacing w:after="0" w:line="240"/>
       </w:pPr>
       <w:r>
@@ -4662,7 +4661,7 @@
     </w:p>
     <w:p>
       <w:pPr>
-        <w:shd w:fill="F5F5F5" w:val="clear"/>
+        <w:shd w:fill="F0F0E8" w:val="clear"/>
         <w:spacing w:after="0" w:line="240"/>
       </w:pPr>
       <w:r>
@@ -4676,7 +4675,7 @@
     </w:p>
     <w:p>
       <w:pPr>
-        <w:shd w:fill="F5F5F5" w:val="clear"/>
+        <w:shd w:fill="F0F0E8" w:val="clear"/>
         <w:spacing w:after="0" w:line="240"/>
       </w:pPr>
       <w:r>
@@ -4690,7 +4689,7 @@
     </w:p>
     <w:p>
       <w:pPr>
-        <w:shd w:fill="F5F5F5" w:val="clear"/>
+        <w:shd w:fill="F0F0E8" w:val="clear"/>
         <w:spacing w:after="0" w:line="240"/>
       </w:pPr>
       <w:r>
@@ -4704,7 +4703,7 @@
     </w:p>
     <w:p>
       <w:pPr>
-        <w:shd w:fill="F5F5F5" w:val="clear"/>
+        <w:shd w:fill="F0F0E8" w:val="clear"/>
         <w:spacing w:after="0" w:line="240"/>
       </w:pPr>
       <w:r>
@@ -4718,7 +4717,7 @@
     </w:p>
     <w:p>
       <w:pPr>
-        <w:shd w:fill="F5F5F5" w:val="clear"/>
+        <w:shd w:fill="F0F0E8" w:val="clear"/>
         <w:spacing w:after="0" w:line="240"/>
       </w:pPr>
       <w:r>
@@ -4732,7 +4731,7 @@
     </w:p>
     <w:p>
       <w:pPr>
-        <w:shd w:fill="F5F5F5" w:val="clear"/>
+        <w:shd w:fill="F0F0E8" w:val="clear"/>
         <w:spacing w:after="0" w:line="240"/>
       </w:pPr>
       <w:r>
@@ -4746,7 +4745,7 @@
     </w:p>
     <w:p>
       <w:pPr>
-        <w:shd w:fill="F5F5F5" w:val="clear"/>
+        <w:shd w:fill="F0F0E8" w:val="clear"/>
         <w:spacing w:after="0" w:line="240"/>
       </w:pPr>
       <w:r>
@@ -4760,7 +4759,7 @@
     </w:p>
     <w:p>
       <w:pPr>
-        <w:shd w:fill="F5F5F5" w:val="clear"/>
+        <w:shd w:fill="F0F0E8" w:val="clear"/>
         <w:spacing w:after="0" w:line="240"/>
       </w:pPr>
       <w:r>
@@ -4774,7 +4773,7 @@
     </w:p>
     <w:p>
       <w:pPr>
-        <w:shd w:fill="F5F5F5" w:val="clear"/>
+        <w:shd w:fill="F0F0E8" w:val="clear"/>
         <w:spacing w:after="0" w:line="240"/>
       </w:pPr>
       <w:r>
@@ -4788,7 +4787,7 @@
     </w:p>
     <w:p>
       <w:pPr>
-        <w:shd w:fill="F5F5F5" w:val="clear"/>
+        <w:shd w:fill="F0F0E8" w:val="clear"/>
         <w:spacing w:after="0" w:line="240"/>
       </w:pPr>
       <w:r>
@@ -4802,7 +4801,7 @@
     </w:p>
     <w:p>
       <w:pPr>
-        <w:shd w:fill="F5F5F5" w:val="clear"/>
+        <w:shd w:fill="F0F0E8" w:val="clear"/>
         <w:spacing w:after="0" w:line="240"/>
       </w:pPr>
       <w:r>
@@ -4816,7 +4815,7 @@
     </w:p>
     <w:p>
       <w:pPr>
-        <w:shd w:fill="F5F5F5" w:val="clear"/>
+        <w:shd w:fill="F0F0E8" w:val="clear"/>
         <w:spacing w:after="0" w:line="240"/>
       </w:pPr>
       <w:r>
@@ -4830,7 +4829,7 @@
     </w:p>
     <w:p>
       <w:pPr>
-        <w:shd w:fill="F5F5F5" w:val="clear"/>
+        <w:shd w:fill="F0F0E8" w:val="clear"/>
         <w:spacing w:after="0" w:line="240"/>
       </w:pPr>
       <w:r>
@@ -4844,7 +4843,7 @@
     </w:p>
     <w:p>
       <w:pPr>
-        <w:shd w:fill="F5F5F5" w:val="clear"/>
+        <w:shd w:fill="F0F0E8" w:val="clear"/>
         <w:spacing w:after="0" w:line="240"/>
       </w:pPr>
       <w:r>
@@ -4858,7 +4857,7 @@
     </w:p>
     <w:p>
       <w:pPr>
-        <w:shd w:fill="F5F5F5" w:val="clear"/>
+        <w:shd w:fill="F0F0E8" w:val="clear"/>
         <w:spacing w:after="0" w:line="240"/>
       </w:pPr>
       <w:r>
@@ -4872,7 +4871,7 @@
     </w:p>
     <w:p>
       <w:pPr>
-        <w:shd w:fill="F5F5F5" w:val="clear"/>
+        <w:shd w:fill="F0F0E8" w:val="clear"/>
         <w:spacing w:after="0" w:line="240"/>
       </w:pPr>
       <w:r>
@@ -4886,7 +4885,7 @@
     </w:p>
     <w:p>
       <w:pPr>
-        <w:shd w:fill="F5F5F5" w:val="clear"/>
+        <w:shd w:fill="F0F0E8" w:val="clear"/>
         <w:spacing w:after="0" w:line="240"/>
       </w:pPr>
       <w:r>
@@ -4900,7 +4899,7 @@
     </w:p>
     <w:p>
       <w:pPr>
-        <w:shd w:fill="F5F5F5" w:val="clear"/>
+        <w:shd w:fill="F0F0E8" w:val="clear"/>
         <w:spacing w:after="0" w:line="240"/>
       </w:pPr>
       <w:r>
@@ -4914,7 +4913,7 @@
     </w:p>
     <w:p>
       <w:pPr>
-        <w:shd w:fill="F5F5F5" w:val="clear"/>
+        <w:shd w:fill="F0F0E8" w:val="clear"/>
         <w:spacing w:after="0" w:line="240"/>
       </w:pPr>
       <w:r>
@@ -4928,7 +4927,7 @@
     </w:p>
     <w:p>
       <w:pPr>
-        <w:shd w:fill="F5F5F5" w:val="clear"/>
+        <w:shd w:fill="F0F0E8" w:val="clear"/>
         <w:spacing w:after="0" w:line="240"/>
       </w:pPr>
       <w:r>
@@ -4942,7 +4941,7 @@
     </w:p>
     <w:p>
       <w:pPr>
-        <w:shd w:fill="F5F5F5" w:val="clear"/>
+        <w:shd w:fill="F0F0E8" w:val="clear"/>
         <w:spacing w:after="0" w:line="240"/>
       </w:pPr>
       <w:r>
@@ -4956,7 +4955,7 @@
     </w:p>
     <w:p>
       <w:pPr>
-        <w:shd w:fill="F5F5F5" w:val="clear"/>
+        <w:shd w:fill="F0F0E8" w:val="clear"/>
         <w:spacing w:after="0" w:line="240"/>
       </w:pPr>
       <w:r>
@@ -4970,7 +4969,7 @@
     </w:p>
     <w:p>
       <w:pPr>
-        <w:shd w:fill="F5F5F5" w:val="clear"/>
+        <w:shd w:fill="F0F0E8" w:val="clear"/>
         <w:spacing w:after="0" w:line="240"/>
       </w:pPr>
       <w:r>
@@ -4984,7 +4983,7 @@
     </w:p>
     <w:p>
       <w:pPr>
-        <w:shd w:fill="F5F5F5" w:val="clear"/>
+        <w:shd w:fill="F0F0E8" w:val="clear"/>
         <w:spacing w:after="0" w:line="240"/>
       </w:pPr>
       <w:r>
@@ -4998,7 +4997,7 @@
     </w:p>
     <w:p>
       <w:pPr>
-        <w:shd w:fill="F5F5F5" w:val="clear"/>
+        <w:shd w:fill="F0F0E8" w:val="clear"/>
         <w:spacing w:after="0" w:line="240"/>
       </w:pPr>
       <w:r>
@@ -5012,7 +5011,7 @@
     </w:p>
     <w:p>
       <w:pPr>
-        <w:shd w:fill="F5F5F5" w:val="clear"/>
+        <w:shd w:fill="F0F0E8" w:val="clear"/>
         <w:spacing w:after="0" w:line="240"/>
       </w:pPr>
       <w:r>
@@ -5026,7 +5025,7 @@
     </w:p>
     <w:p>
       <w:pPr>
-        <w:shd w:fill="F5F5F5" w:val="clear"/>
+        <w:shd w:fill="F0F0E8" w:val="clear"/>
         <w:spacing w:after="0" w:line="240"/>
       </w:pPr>
       <w:r>
@@ -5040,7 +5039,7 @@
     </w:p>
     <w:p>
       <w:pPr>
-        <w:shd w:fill="F5F5F5" w:val="clear"/>
+        <w:shd w:fill="F0F0E8" w:val="clear"/>
         <w:spacing w:after="0" w:line="240"/>
       </w:pPr>
       <w:r>
@@ -5054,7 +5053,7 @@
     </w:p>
     <w:p>
       <w:pPr>
-        <w:shd w:fill="F5F5F5" w:val="clear"/>
+        <w:shd w:fill="F0F0E8" w:val="clear"/>
         <w:spacing w:after="0" w:line="240"/>
       </w:pPr>
       <w:r>
@@ -5068,7 +5067,7 @@
     </w:p>
     <w:p>
       <w:pPr>
-        <w:shd w:fill="F5F5F5" w:val="clear"/>
+        <w:shd w:fill="F0F0E8" w:val="clear"/>
         <w:spacing w:after="0" w:line="240"/>
       </w:pPr>
       <w:r>
@@ -5082,7 +5081,7 @@
     </w:p>
     <w:p>
       <w:pPr>
-        <w:shd w:fill="F5F5F5" w:val="clear"/>
+        <w:shd w:fill="F0F0E8" w:val="clear"/>
         <w:spacing w:after="0" w:line="240"/>
       </w:pPr>
       <w:r>
@@ -5096,7 +5095,7 @@
     </w:p>
     <w:p>
       <w:pPr>
-        <w:shd w:fill="F5F5F5" w:val="clear"/>
+        <w:shd w:fill="F0F0E8" w:val="clear"/>
         <w:spacing w:after="0" w:line="240"/>
       </w:pPr>
       <w:r>
@@ -5110,7 +5109,7 @@
     </w:p>
     <w:p>
       <w:pPr>
-        <w:shd w:fill="F5F5F5" w:val="clear"/>
+        <w:shd w:fill="F0F0E8" w:val="clear"/>
         <w:spacing w:after="0" w:line="240"/>
       </w:pPr>
       <w:r>
@@ -5124,7 +5123,7 @@
     </w:p>
     <w:p>
       <w:pPr>
-        <w:shd w:fill="F5F5F5" w:val="clear"/>
+        <w:shd w:fill="F0F0E8" w:val="clear"/>
         <w:spacing w:after="0" w:line="240"/>
       </w:pPr>
       <w:r>
@@ -5138,7 +5137,7 @@
     </w:p>
     <w:p>
       <w:pPr>
-        <w:shd w:fill="F5F5F5" w:val="clear"/>
+        <w:shd w:fill="F0F0E8" w:val="clear"/>
         <w:spacing w:after="0" w:line="240"/>
       </w:pPr>
       <w:r>
@@ -5152,7 +5151,7 @@
     </w:p>
     <w:p>
       <w:pPr>
-        <w:shd w:fill="F5F5F5" w:val="clear"/>
+        <w:shd w:fill="F0F0E8" w:val="clear"/>
         <w:spacing w:after="0" w:line="240"/>
       </w:pPr>
       <w:r>
@@ -5166,7 +5165,7 @@
     </w:p>
     <w:p>
       <w:pPr>
-        <w:shd w:fill="F5F5F5" w:val="clear"/>
+        <w:shd w:fill="F0F0E8" w:val="clear"/>
         <w:spacing w:after="0" w:line="240"/>
       </w:pPr>
       <w:r>
@@ -5180,7 +5179,7 @@
     </w:p>
     <w:p>
       <w:pPr>
-        <w:shd w:fill="F5F5F5" w:val="clear"/>
+        <w:shd w:fill="F0F0E8" w:val="clear"/>
         <w:spacing w:after="0" w:line="240"/>
       </w:pPr>
       <w:r>
@@ -5194,7 +5193,7 @@
     </w:p>
     <w:p>
       <w:pPr>
-        <w:shd w:fill="F5F5F5" w:val="clear"/>
+        <w:shd w:fill="F0F0E8" w:val="clear"/>
         <w:spacing w:after="0" w:line="240"/>
       </w:pPr>
       <w:r>
@@ -5208,7 +5207,7 @@
     </w:p>
     <w:p>
       <w:pPr>
-        <w:shd w:fill="F5F5F5" w:val="clear"/>
+        <w:shd w:fill="F0F0E8" w:val="clear"/>
         <w:spacing w:after="0" w:line="240"/>
       </w:pPr>
       <w:r>
@@ -5222,7 +5221,7 @@
     </w:p>
     <w:p>
       <w:pPr>
-        <w:shd w:fill="F5F5F5" w:val="clear"/>
+        <w:shd w:fill="F0F0E8" w:val="clear"/>
         <w:spacing w:after="0" w:line="240"/>
       </w:pPr>
       <w:r>
@@ -5236,7 +5235,7 @@
     </w:p>
     <w:p>
       <w:pPr>
-        <w:shd w:fill="F5F5F5" w:val="clear"/>
+        <w:shd w:fill="F0F0E8" w:val="clear"/>
         <w:spacing w:after="0" w:line="240"/>
       </w:pPr>
       <w:r>
@@ -5250,7 +5249,7 @@
     </w:p>
     <w:p>
       <w:pPr>
-        <w:shd w:fill="F5F5F5" w:val="clear"/>
+        <w:shd w:fill="F0F0E8" w:val="clear"/>
         <w:spacing w:after="0" w:line="240"/>
       </w:pPr>
       <w:r>
@@ -5264,7 +5263,7 @@
     </w:p>
     <w:p>
       <w:pPr>
-        <w:shd w:fill="F5F5F5" w:val="clear"/>
+        <w:shd w:fill="F0F0E8" w:val="clear"/>
         <w:spacing w:after="0" w:line="240"/>
       </w:pPr>
       <w:r>
@@ -5278,7 +5277,7 @@
     </w:p>
     <w:p>
       <w:pPr>
-        <w:shd w:fill="F5F5F5" w:val="clear"/>
+        <w:shd w:fill="F0F0E8" w:val="clear"/>
         <w:spacing w:after="0" w:line="240"/>
       </w:pPr>
       <w:r>
@@ -5292,7 +5291,7 @@
     </w:p>
     <w:p>
       <w:pPr>
-        <w:shd w:fill="F5F5F5" w:val="clear"/>
+        <w:shd w:fill="F0F0E8" w:val="clear"/>
         <w:spacing w:after="0" w:line="240"/>
       </w:pPr>
       <w:r>
@@ -5306,7 +5305,7 @@
     </w:p>
     <w:p>
       <w:pPr>
-        <w:shd w:fill="F5F5F5" w:val="clear"/>
+        <w:shd w:fill="F0F0E8" w:val="clear"/>
         <w:spacing w:after="0" w:line="240"/>
       </w:pPr>
       <w:r>
@@ -5320,7 +5319,7 @@
     </w:p>
     <w:p>
       <w:pPr>
-        <w:shd w:fill="F5F5F5" w:val="clear"/>
+        <w:shd w:fill="F0F0E8" w:val="clear"/>
         <w:spacing w:after="0" w:line="240"/>
       </w:pPr>
       <w:r>
@@ -5334,7 +5333,7 @@
     </w:p>
     <w:p>
       <w:pPr>
-        <w:shd w:fill="F5F5F5" w:val="clear"/>
+        <w:shd w:fill="F0F0E8" w:val="clear"/>
         <w:spacing w:after="0" w:line="240"/>
       </w:pPr>
       <w:r>
@@ -5348,7 +5347,7 @@
     </w:p>
     <w:p>
       <w:pPr>
-        <w:shd w:fill="F5F5F5" w:val="clear"/>
+        <w:shd w:fill="F0F0E8" w:val="clear"/>
         <w:spacing w:after="0" w:line="240"/>
       </w:pPr>
       <w:r>
@@ -5362,7 +5361,7 @@
     </w:p>
     <w:p>
       <w:pPr>
-        <w:shd w:fill="F5F5F5" w:val="clear"/>
+        <w:shd w:fill="F0F0E8" w:val="clear"/>
         <w:spacing w:after="0" w:line="240"/>
       </w:pPr>
       <w:r>
@@ -5376,7 +5375,7 @@
     </w:p>
     <w:p>
       <w:pPr>
-        <w:shd w:fill="F5F5F5" w:val="clear"/>
+        <w:shd w:fill="F0F0E8" w:val="clear"/>
         <w:spacing w:after="0" w:line="240"/>
       </w:pPr>
       <w:r>
@@ -5390,7 +5389,7 @@
     </w:p>
     <w:p>
       <w:pPr>
-        <w:shd w:fill="F5F5F5" w:val="clear"/>
+        <w:shd w:fill="F0F0E8" w:val="clear"/>
         <w:spacing w:after="0" w:line="240"/>
       </w:pPr>
       <w:r>
@@ -5404,7 +5403,7 @@
     </w:p>
     <w:p>
       <w:pPr>
-        <w:shd w:fill="F5F5F5" w:val="clear"/>
+        <w:shd w:fill="F0F0E8" w:val="clear"/>
         <w:spacing w:after="0" w:line="240"/>
       </w:pPr>
       <w:r>
@@ -5418,7 +5417,7 @@
     </w:p>
     <w:p>
       <w:pPr>
-        <w:shd w:fill="F5F5F5" w:val="clear"/>
+        <w:shd w:fill="F0F0E8" w:val="clear"/>
         <w:spacing w:after="0" w:line="240"/>
       </w:pPr>
       <w:r>
@@ -5432,7 +5431,7 @@
     </w:p>
     <w:p>
       <w:pPr>
-        <w:shd w:fill="F5F5F5" w:val="clear"/>
+        <w:shd w:fill="F0F0E8" w:val="clear"/>
         <w:spacing w:after="0" w:line="240"/>
       </w:pPr>
       <w:r>
@@ -5446,7 +5445,7 @@
     </w:p>
     <w:p>
       <w:pPr>
-        <w:shd w:fill="F5F5F5" w:val="clear"/>
+        <w:shd w:fill="F0F0E8" w:val="clear"/>
         <w:spacing w:after="0" w:line="240"/>
       </w:pPr>
       <w:r>
@@ -5460,7 +5459,7 @@
     </w:p>
     <w:p>
       <w:pPr>
-        <w:shd w:fill="F5F5F5" w:val="clear"/>
+        <w:shd w:fill="F0F0E8" w:val="clear"/>
         <w:spacing w:after="0" w:line="240"/>
       </w:pPr>
       <w:r>
@@ -5474,7 +5473,7 @@
     </w:p>
     <w:p>
       <w:pPr>
-        <w:shd w:fill="F5F5F5" w:val="clear"/>
+        <w:shd w:fill="F0F0E8" w:val="clear"/>
         <w:spacing w:after="0" w:line="240"/>
       </w:pPr>
       <w:r>
@@ -5488,7 +5487,7 @@
     </w:p>
     <w:p>
       <w:pPr>
-        <w:shd w:fill="F5F5F5" w:val="clear"/>
+        <w:shd w:fill="F0F0E8" w:val="clear"/>
         <w:spacing w:after="0" w:line="240"/>
       </w:pPr>
       <w:r>
@@ -5502,7 +5501,7 @@
     </w:p>
     <w:p>
       <w:pPr>
-        <w:shd w:fill="F5F5F5" w:val="clear"/>
+        <w:shd w:fill="F0F0E8" w:val="clear"/>
         <w:spacing w:after="0" w:line="240"/>
       </w:pPr>
       <w:r>
@@ -5516,7 +5515,7 @@
     </w:p>
     <w:p>
       <w:pPr>
-        <w:shd w:fill="F5F5F5" w:val="clear"/>
+        <w:shd w:fill="F0F0E8" w:val="clear"/>
         <w:spacing w:after="0" w:line="240"/>
       </w:pPr>
       <w:r>
@@ -5530,7 +5529,7 @@
     </w:p>
     <w:p>
       <w:pPr>
-        <w:shd w:fill="F5F5F5" w:val="clear"/>
+        <w:shd w:fill="F0F0E8" w:val="clear"/>
         <w:spacing w:after="0" w:line="240"/>
       </w:pPr>
       <w:r>
@@ -5544,7 +5543,7 @@
     </w:p>
     <w:p>
       <w:pPr>
-        <w:shd w:fill="F5F5F5" w:val="clear"/>
+        <w:shd w:fill="F0F0E8" w:val="clear"/>
         <w:spacing w:after="0" w:line="240"/>
       </w:pPr>
       <w:r>
@@ -5558,7 +5557,7 @@
     </w:p>
     <w:p>
       <w:pPr>
-        <w:shd w:fill="F5F5F5" w:val="clear"/>
+        <w:shd w:fill="F0F0E8" w:val="clear"/>
         <w:spacing w:after="0" w:line="240"/>
       </w:pPr>
       <w:r>
@@ -5572,7 +5571,7 @@
     </w:p>
     <w:p>
       <w:pPr>
-        <w:shd w:fill="F5F5F5" w:val="clear"/>
+        <w:shd w:fill="F0F0E8" w:val="clear"/>
         <w:spacing w:after="0" w:line="240"/>
       </w:pPr>
       <w:r>
@@ -5586,7 +5585,7 @@
     </w:p>
     <w:p>
       <w:pPr>
-        <w:shd w:fill="F5F5F5" w:val="clear"/>
+        <w:shd w:fill="F0F0E8" w:val="clear"/>
         <w:spacing w:after="0" w:line="240"/>
       </w:pPr>
       <w:r>
@@ -5600,7 +5599,7 @@
     </w:p>
     <w:p>
       <w:pPr>
-        <w:shd w:fill="F5F5F5" w:val="clear"/>
+        <w:shd w:fill="F0F0E8" w:val="clear"/>
         <w:spacing w:after="0" w:line="240"/>
       </w:pPr>
       <w:r>
@@ -5614,7 +5613,7 @@
     </w:p>
     <w:p>
       <w:pPr>
-        <w:shd w:fill="F5F5F5" w:val="clear"/>
+        <w:shd w:fill="F0F0E8" w:val="clear"/>
         <w:spacing w:after="0" w:line="240"/>
       </w:pPr>
       <w:r>
@@ -5628,7 +5627,7 @@
     </w:p>
     <w:p>
       <w:pPr>
-        <w:shd w:fill="F5F5F5" w:val="clear"/>
+        <w:shd w:fill="F0F0E8" w:val="clear"/>
         <w:spacing w:after="0" w:line="240"/>
       </w:pPr>
       <w:r>
@@ -5642,7 +5641,7 @@
     </w:p>
     <w:p>
       <w:pPr>
-        <w:shd w:fill="F5F5F5" w:val="clear"/>
+        <w:shd w:fill="F0F0E8" w:val="clear"/>
         <w:spacing w:after="0" w:line="240"/>
       </w:pPr>
       <w:r>
@@ -5656,7 +5655,7 @@
     </w:p>
     <w:p>
       <w:pPr>
-        <w:shd w:fill="F5F5F5" w:val="clear"/>
+        <w:shd w:fill="F0F0E8" w:val="clear"/>
         <w:spacing w:after="0" w:line="240"/>
       </w:pPr>
       <w:r>
@@ -5670,7 +5669,7 @@
     </w:p>
     <w:p>
       <w:pPr>
-        <w:shd w:fill="F5F5F5" w:val="clear"/>
+        <w:shd w:fill="F0F0E8" w:val="clear"/>
         <w:spacing w:after="0" w:line="240"/>
       </w:pPr>
       <w:r>
@@ -5684,7 +5683,7 @@
     </w:p>
     <w:p>
       <w:pPr>
-        <w:shd w:fill="F5F5F5" w:val="clear"/>
+        <w:shd w:fill="F0F0E8" w:val="clear"/>
         <w:spacing w:after="0" w:line="240"/>
       </w:pPr>
       <w:r>
@@ -5698,7 +5697,7 @@
     </w:p>
     <w:p>
       <w:pPr>
-        <w:shd w:fill="F5F5F5" w:val="clear"/>
+        <w:shd w:fill="F0F0E8" w:val="clear"/>
         <w:spacing w:after="0" w:line="240"/>
       </w:pPr>
       <w:r>
@@ -5712,7 +5711,7 @@
     </w:p>
     <w:p>
       <w:pPr>
-        <w:shd w:fill="F5F5F5" w:val="clear"/>
+        <w:shd w:fill="F0F0E8" w:val="clear"/>
         <w:spacing w:after="0" w:line="240"/>
       </w:pPr>
       <w:r>
@@ -5726,7 +5725,7 @@
     </w:p>
     <w:p>
       <w:pPr>
-        <w:shd w:fill="F5F5F5" w:val="clear"/>
+        <w:shd w:fill="F0F0E8" w:val="clear"/>
         <w:spacing w:after="0" w:line="240"/>
       </w:pPr>
       <w:r>
@@ -5740,7 +5739,7 @@
     </w:p>
     <w:p>
       <w:pPr>
-        <w:shd w:fill="F5F5F5" w:val="clear"/>
+        <w:shd w:fill="F0F0E8" w:val="clear"/>
         <w:spacing w:after="0" w:line="240"/>
       </w:pPr>
       <w:r>
@@ -5754,7 +5753,7 @@
     </w:p>
     <w:p>
       <w:pPr>
-        <w:shd w:fill="F5F5F5" w:val="clear"/>
+        <w:shd w:fill="F0F0E8" w:val="clear"/>
         <w:spacing w:after="0" w:line="240"/>
       </w:pPr>
       <w:r>
@@ -5768,7 +5767,7 @@
     </w:p>
     <w:p>
       <w:pPr>
-        <w:shd w:fill="F5F5F5" w:val="clear"/>
+        <w:shd w:fill="F0F0E8" w:val="clear"/>
         <w:spacing w:after="0" w:line="240"/>
       </w:pPr>
       <w:r>
@@ -5782,7 +5781,7 @@
     </w:p>
     <w:p>
       <w:pPr>
-        <w:shd w:fill="F5F5F5" w:val="clear"/>
+        <w:shd w:fill="F0F0E8" w:val="clear"/>
         <w:spacing w:after="0" w:line="240"/>
       </w:pPr>
       <w:r>
@@ -5796,7 +5795,7 @@
     </w:p>
     <w:p>
       <w:pPr>
-        <w:shd w:fill="F5F5F5" w:val="clear"/>
+        <w:shd w:fill="F0F0E8" w:val="clear"/>
         <w:spacing w:after="0" w:line="240"/>
       </w:pPr>
       <w:r>
@@ -5810,7 +5809,7 @@
     </w:p>
     <w:p>
       <w:pPr>
-        <w:shd w:fill="F5F5F5" w:val="clear"/>
+        <w:shd w:fill="F0F0E8" w:val="clear"/>
         <w:spacing w:after="0" w:line="240"/>
       </w:pPr>
       <w:r>
@@ -5824,7 +5823,7 @@
     </w:p>
     <w:p>
       <w:pPr>
-        <w:shd w:fill="F5F5F5" w:val="clear"/>
+        <w:shd w:fill="F0F0E8" w:val="clear"/>
         <w:spacing w:after="0" w:line="240"/>
       </w:pPr>
       <w:r>
@@ -5838,7 +5837,7 @@
     </w:p>
     <w:p>
       <w:pPr>
-        <w:shd w:fill="F5F5F5" w:val="clear"/>
+        <w:shd w:fill="F0F0E8" w:val="clear"/>
         <w:spacing w:after="0" w:line="240"/>
       </w:pPr>
       <w:r>
@@ -5852,7 +5851,7 @@
     </w:p>
     <w:p>
       <w:pPr>
-        <w:shd w:fill="F5F5F5" w:val="clear"/>
+        <w:shd w:fill="F0F0E8" w:val="clear"/>
         <w:spacing w:after="0" w:line="240"/>
       </w:pPr>
       <w:r>
@@ -5866,7 +5865,7 @@
     </w:p>
     <w:p>
       <w:pPr>
-        <w:shd w:fill="F5F5F5" w:val="clear"/>
+        <w:shd w:fill="F0F0E8" w:val="clear"/>
         <w:spacing w:after="0" w:line="240"/>
       </w:pPr>
       <w:r>
@@ -5880,7 +5879,7 @@
     </w:p>
     <w:p>
       <w:pPr>
-        <w:shd w:fill="F5F5F5" w:val="clear"/>
+        <w:shd w:fill="F0F0E8" w:val="clear"/>
         <w:spacing w:after="0" w:line="240"/>
       </w:pPr>
       <w:r>
@@ -5894,7 +5893,7 @@
     </w:p>
     <w:p>
       <w:pPr>
-        <w:shd w:fill="F5F5F5" w:val="clear"/>
+        <w:shd w:fill="F0F0E8" w:val="clear"/>
         <w:spacing w:after="0" w:line="240"/>
       </w:pPr>
       <w:r>
@@ -5908,7 +5907,7 @@
     </w:p>
     <w:p>
       <w:pPr>
-        <w:shd w:fill="F5F5F5" w:val="clear"/>
+        <w:shd w:fill="F0F0E8" w:val="clear"/>
         <w:spacing w:after="0" w:line="240"/>
       </w:pPr>
       <w:r>
@@ -5922,7 +5921,7 @@
     </w:p>
     <w:p>
       <w:pPr>
-        <w:shd w:fill="F5F5F5" w:val="clear"/>
+        <w:shd w:fill="F0F0E8" w:val="clear"/>
         <w:spacing w:after="0" w:line="240"/>
       </w:pPr>
       <w:r>
@@ -5936,7 +5935,7 @@
     </w:p>
     <w:p>
       <w:pPr>
-        <w:shd w:fill="F5F5F5" w:val="clear"/>
+        <w:shd w:fill="F0F0E8" w:val="clear"/>
         <w:spacing w:after="0" w:line="240"/>
       </w:pPr>
       <w:r>
@@ -5950,7 +5949,7 @@
     </w:p>
     <w:p>
       <w:pPr>
-        <w:shd w:fill="F5F5F5" w:val="clear"/>
+        <w:shd w:fill="F0F0E8" w:val="clear"/>
         <w:spacing w:after="0" w:line="240"/>
       </w:pPr>
       <w:r>
@@ -5964,7 +5963,7 @@
     </w:p>
     <w:p>
       <w:pPr>
-        <w:shd w:fill="F5F5F5" w:val="clear"/>
+        <w:shd w:fill="F0F0E8" w:val="clear"/>
         <w:spacing w:after="0" w:line="240"/>
       </w:pPr>
       <w:r>
@@ -5978,7 +5977,7 @@
     </w:p>
     <w:p>
       <w:pPr>
-        <w:shd w:fill="F5F5F5" w:val="clear"/>
+        <w:shd w:fill="F0F0E8" w:val="clear"/>
         <w:spacing w:after="0" w:line="240"/>
       </w:pPr>
       <w:r>
@@ -5992,7 +5991,7 @@
     </w:p>
     <w:p>
       <w:pPr>
-        <w:shd w:fill="F5F5F5" w:val="clear"/>
+        <w:shd w:fill="F0F0E8" w:val="clear"/>
         <w:spacing w:after="0" w:line="240"/>
       </w:pPr>
       <w:r>
@@ -6006,7 +6005,7 @@
     </w:p>
     <w:p>
       <w:pPr>
-        <w:shd w:fill="F5F5F5" w:val="clear"/>
+        <w:shd w:fill="F0F0E8" w:val="clear"/>
         <w:spacing w:after="0" w:line="240"/>
       </w:pPr>
       <w:r>
@@ -6020,7 +6019,7 @@
     </w:p>
     <w:p>
       <w:pPr>
-        <w:shd w:fill="F5F5F5" w:val="clear"/>
+        <w:shd w:fill="F0F0E8" w:val="clear"/>
         <w:spacing w:after="0" w:line="240"/>
       </w:pPr>
       <w:r>
@@ -6034,7 +6033,7 @@
     </w:p>
     <w:p>
       <w:pPr>
-        <w:shd w:fill="F5F5F5" w:val="clear"/>
+        <w:shd w:fill="F0F0E8" w:val="clear"/>
         <w:spacing w:after="0" w:line="240"/>
       </w:pPr>
       <w:r>
@@ -6048,7 +6047,7 @@
     </w:p>
     <w:p>
       <w:pPr>
-        <w:shd w:fill="F5F5F5" w:val="clear"/>
+        <w:shd w:fill="F0F0E8" w:val="clear"/>
         <w:spacing w:after="0" w:line="240"/>
       </w:pPr>
       <w:r>
@@ -6062,7 +6061,7 @@
     </w:p>
     <w:p>
       <w:pPr>
-        <w:shd w:fill="F5F5F5" w:val="clear"/>
+        <w:shd w:fill="F0F0E8" w:val="clear"/>
         <w:spacing w:after="0" w:line="240"/>
       </w:pPr>
       <w:r>
@@ -6076,7 +6075,7 @@
     </w:p>
     <w:p>
       <w:pPr>
-        <w:shd w:fill="F5F5F5" w:val="clear"/>
+        <w:shd w:fill="F0F0E8" w:val="clear"/>
         <w:spacing w:after="0" w:line="240"/>
       </w:pPr>
       <w:r>
@@ -6090,7 +6089,7 @@
     </w:p>
     <w:p>
       <w:pPr>
-        <w:shd w:fill="F5F5F5" w:val="clear"/>
+        <w:shd w:fill="F0F0E8" w:val="clear"/>
         <w:spacing w:after="0" w:line="240"/>
       </w:pPr>
       <w:r>
@@ -6104,7 +6103,7 @@
     </w:p>
     <w:p>
       <w:pPr>
-        <w:shd w:fill="F5F5F5" w:val="clear"/>
+        <w:shd w:fill="F0F0E8" w:val="clear"/>
         <w:spacing w:after="0" w:line="240"/>
       </w:pPr>
       <w:r>
@@ -6118,7 +6117,7 @@
     </w:p>
     <w:p>
       <w:pPr>
-        <w:shd w:fill="F5F5F5" w:val="clear"/>
+        <w:shd w:fill="F0F0E8" w:val="clear"/>
         <w:spacing w:after="0" w:line="240"/>
       </w:pPr>
       <w:r>
@@ -6132,7 +6131,7 @@
     </w:p>
     <w:p>
       <w:pPr>
-        <w:shd w:fill="F5F5F5" w:val="clear"/>
+        <w:shd w:fill="F0F0E8" w:val="clear"/>
         <w:spacing w:after="0" w:line="240"/>
       </w:pPr>
       <w:r>
@@ -6146,7 +6145,7 @@
     </w:p>
     <w:p>
       <w:pPr>
-        <w:shd w:fill="F5F5F5" w:val="clear"/>
+        <w:shd w:fill="F0F0E8" w:val="clear"/>
         <w:spacing w:after="0" w:line="240"/>
       </w:pPr>
       <w:r>
@@ -6160,7 +6159,7 @@
     </w:p>
     <w:p>
       <w:pPr>
-        <w:shd w:fill="F5F5F5" w:val="clear"/>
+        <w:shd w:fill="F0F0E8" w:val="clear"/>
         <w:spacing w:after="0" w:line="240"/>
       </w:pPr>
       <w:r>
@@ -6174,7 +6173,7 @@
     </w:p>
     <w:p>
       <w:pPr>
-        <w:shd w:fill="F5F5F5" w:val="clear"/>
+        <w:shd w:fill="F0F0E8" w:val="clear"/>
         <w:spacing w:after="0" w:line="240"/>
       </w:pPr>
       <w:r>
@@ -6188,7 +6187,7 @@
     </w:p>
     <w:p>
       <w:pPr>
-        <w:shd w:fill="F5F5F5" w:val="clear"/>
+        <w:shd w:fill="F0F0E8" w:val="clear"/>
         <w:spacing w:after="0" w:line="240"/>
       </w:pPr>
       <w:r>
@@ -6202,7 +6201,7 @@
     </w:p>
     <w:p>
       <w:pPr>
-        <w:shd w:fill="F5F5F5" w:val="clear"/>
+        <w:shd w:fill="F0F0E8" w:val="clear"/>
         <w:spacing w:after="0" w:line="240"/>
       </w:pPr>
       <w:r>
@@ -6216,7 +6215,7 @@
     </w:p>
     <w:p>
       <w:pPr>
-        <w:shd w:fill="F5F5F5" w:val="clear"/>
+        <w:shd w:fill="F0F0E8" w:val="clear"/>
         <w:spacing w:after="0" w:line="240"/>
       </w:pPr>
       <w:r>
@@ -6230,7 +6229,7 @@
     </w:p>
     <w:p>
       <w:pPr>
-        <w:shd w:fill="F5F5F5" w:val="clear"/>
+        <w:shd w:fill="F0F0E8" w:val="clear"/>
         <w:spacing w:after="0" w:line="240"/>
       </w:pPr>
       <w:r>
@@ -6244,7 +6243,7 @@
     </w:p>
     <w:p>
       <w:pPr>
-        <w:shd w:fill="F5F5F5" w:val="clear"/>
+        <w:shd w:fill="F0F0E8" w:val="clear"/>
         <w:spacing w:after="0" w:line="240"/>
       </w:pPr>
       <w:r>
@@ -6258,7 +6257,7 @@
     </w:p>
     <w:p>
       <w:pPr>
-        <w:shd w:fill="F5F5F5" w:val="clear"/>
+        <w:shd w:fill="F0F0E8" w:val="clear"/>
         <w:spacing w:after="0" w:line="240"/>
       </w:pPr>
       <w:r>
@@ -6272,7 +6271,7 @@
     </w:p>
     <w:p>
       <w:pPr>
-        <w:shd w:fill="F5F5F5" w:val="clear"/>
+        <w:shd w:fill="F0F0E8" w:val="clear"/>
         <w:spacing w:after="0" w:line="240"/>
       </w:pPr>
       <w:r>
@@ -6286,7 +6285,7 @@
     </w:p>
     <w:p>
       <w:pPr>
-        <w:shd w:fill="F5F5F5" w:val="clear"/>
+        <w:shd w:fill="F0F0E8" w:val="clear"/>
         <w:spacing w:after="0" w:line="240"/>
       </w:pPr>
       <w:r>
@@ -6300,7 +6299,7 @@
     </w:p>
     <w:p>
       <w:pPr>
-        <w:shd w:fill="F5F5F5" w:val="clear"/>
+        <w:shd w:fill="F0F0E8" w:val="clear"/>
         <w:spacing w:after="0" w:line="240"/>
       </w:pPr>
       <w:r>
@@ -6314,7 +6313,7 @@
     </w:p>
     <w:p>
       <w:pPr>
-        <w:shd w:fill="F5F5F5" w:val="clear"/>
+        <w:shd w:fill="F0F0E8" w:val="clear"/>
         <w:spacing w:after="0" w:line="240"/>
       </w:pPr>
       <w:r>
@@ -6328,7 +6327,7 @@
     </w:p>
     <w:p>
       <w:pPr>
-        <w:shd w:fill="F5F5F5" w:val="clear"/>
+        <w:shd w:fill="F0F0E8" w:val="clear"/>
         <w:spacing w:after="0" w:line="240"/>
       </w:pPr>
       <w:r>
@@ -6342,7 +6341,7 @@
     </w:p>
     <w:p>
       <w:pPr>
-        <w:shd w:fill="F5F5F5" w:val="clear"/>
+        <w:shd w:fill="F0F0E8" w:val="clear"/>
         <w:spacing w:after="0" w:line="240"/>
       </w:pPr>
       <w:r>
@@ -6356,7 +6355,7 @@
     </w:p>
     <w:p>
       <w:pPr>
-        <w:shd w:fill="F5F5F5" w:val="clear"/>
+        <w:shd w:fill="F0F0E8" w:val="clear"/>
         <w:spacing w:after="0" w:line="240"/>
       </w:pPr>
       <w:r>
@@ -6370,7 +6369,7 @@
     </w:p>
     <w:p>
       <w:pPr>
-        <w:shd w:fill="F5F5F5" w:val="clear"/>
+        <w:shd w:fill="F0F0E8" w:val="clear"/>
         <w:spacing w:after="0" w:line="240"/>
       </w:pPr>
       <w:r>
@@ -6384,7 +6383,7 @@
     </w:p>
     <w:p>
       <w:pPr>
-        <w:shd w:fill="F5F5F5" w:val="clear"/>
+        <w:shd w:fill="F0F0E8" w:val="clear"/>
         <w:spacing w:after="0" w:line="240"/>
       </w:pPr>
       <w:r>
@@ -6398,7 +6397,7 @@
     </w:p>
     <w:p>
       <w:pPr>
-        <w:shd w:fill="F5F5F5" w:val="clear"/>
+        <w:shd w:fill="F0F0E8" w:val="clear"/>
         <w:spacing w:after="0" w:line="240"/>
       </w:pPr>
       <w:r>
@@ -6412,7 +6411,7 @@
     </w:p>
     <w:p>
       <w:pPr>
-        <w:shd w:fill="F5F5F5" w:val="clear"/>
+        <w:shd w:fill="F0F0E8" w:val="clear"/>
         <w:spacing w:after="0" w:line="240"/>
       </w:pPr>
       <w:r>
@@ -6426,7 +6425,7 @@
     </w:p>
     <w:p>
       <w:pPr>
-        <w:shd w:fill="F5F5F5" w:val="clear"/>
+        <w:shd w:fill="F0F0E8" w:val="clear"/>
         <w:spacing w:after="0" w:line="240"/>
       </w:pPr>
       <w:r>
@@ -6440,7 +6439,7 @@
     </w:p>
     <w:p>
       <w:pPr>
-        <w:shd w:fill="F5F5F5" w:val="clear"/>
+        <w:shd w:fill="F0F0E8" w:val="clear"/>
         <w:spacing w:after="0" w:line="240"/>
       </w:pPr>
       <w:r>
@@ -6454,7 +6453,7 @@
     </w:p>
     <w:p>
       <w:pPr>
-        <w:shd w:fill="F5F5F5" w:val="clear"/>
+        <w:shd w:fill="F0F0E8" w:val="clear"/>
         <w:spacing w:after="0" w:line="240"/>
       </w:pPr>
       <w:r>
@@ -6468,7 +6467,7 @@
     </w:p>
     <w:p>
       <w:pPr>
-        <w:shd w:fill="F5F5F5" w:val="clear"/>
+        <w:shd w:fill="F0F0E8" w:val="clear"/>
         <w:spacing w:after="0" w:line="240"/>
       </w:pPr>
       <w:r>
@@ -6482,7 +6481,7 @@
     </w:p>
     <w:p>
       <w:pPr>
-        <w:shd w:fill="F5F5F5" w:val="clear"/>
+        <w:shd w:fill="F0F0E8" w:val="clear"/>
         <w:spacing w:after="0" w:line="240"/>
       </w:pPr>
       <w:r>
@@ -6496,7 +6495,7 @@
     </w:p>
     <w:p>
       <w:pPr>
-        <w:shd w:fill="F5F5F5" w:val="clear"/>
+        <w:shd w:fill="F0F0E8" w:val="clear"/>
         <w:spacing w:after="0" w:line="240"/>
       </w:pPr>
       <w:r>
@@ -6510,7 +6509,7 @@
     </w:p>
     <w:p>
       <w:pPr>
-        <w:shd w:fill="F5F5F5" w:val="clear"/>
+        <w:shd w:fill="F0F0E8" w:val="clear"/>
         <w:spacing w:after="0" w:line="240"/>
       </w:pPr>
       <w:r>
@@ -6524,7 +6523,7 @@
     </w:p>
     <w:p>
       <w:pPr>
-        <w:shd w:fill="F5F5F5" w:val="clear"/>
+        <w:shd w:fill="F0F0E8" w:val="clear"/>
         <w:spacing w:after="0" w:line="240"/>
       </w:pPr>
       <w:r>
@@ -6538,7 +6537,7 @@
     </w:p>
     <w:p>
       <w:pPr>
-        <w:shd w:fill="F5F5F5" w:val="clear"/>
+        <w:shd w:fill="F0F0E8" w:val="clear"/>
         <w:spacing w:after="0" w:line="240"/>
       </w:pPr>
       <w:r>
@@ -6552,7 +6551,7 @@
     </w:p>
     <w:p>
       <w:pPr>
-        <w:shd w:fill="F5F5F5" w:val="clear"/>
+        <w:shd w:fill="F0F0E8" w:val="clear"/>
         <w:spacing w:after="0" w:line="240"/>
       </w:pPr>
       <w:r>
@@ -6566,7 +6565,7 @@
     </w:p>
     <w:p>
       <w:pPr>
-        <w:shd w:fill="F5F5F5" w:val="clear"/>
+        <w:shd w:fill="F0F0E8" w:val="clear"/>
         <w:spacing w:after="0" w:line="240"/>
       </w:pPr>
       <w:r>
@@ -6580,7 +6579,7 @@
     </w:p>
     <w:p>
       <w:pPr>
-        <w:shd w:fill="F5F5F5" w:val="clear"/>
+        <w:shd w:fill="F0F0E8" w:val="clear"/>
         <w:spacing w:after="0" w:line="240"/>
       </w:pPr>
       <w:r>
@@ -6594,7 +6593,7 @@
     </w:p>
     <w:p>
       <w:pPr>
-        <w:shd w:fill="F5F5F5" w:val="clear"/>
+        <w:shd w:fill="F0F0E8" w:val="clear"/>
         <w:spacing w:after="0" w:line="240"/>
       </w:pPr>
       <w:r>
@@ -6608,7 +6607,7 @@
     </w:p>
     <w:p>
       <w:pPr>
-        <w:shd w:fill="F5F5F5" w:val="clear"/>
+        <w:shd w:fill="F0F0E8" w:val="clear"/>
         <w:spacing w:after="0" w:line="240"/>
       </w:pPr>
       <w:r>
@@ -6622,7 +6621,7 @@
     </w:p>
     <w:p>
       <w:pPr>
-        <w:shd w:fill="F5F5F5" w:val="clear"/>
+        <w:shd w:fill="F0F0E8" w:val="clear"/>
         <w:spacing w:after="0" w:line="240"/>
       </w:pPr>
       <w:r>
@@ -6636,7 +6635,7 @@
     </w:p>
     <w:p>
       <w:pPr>
-        <w:shd w:fill="F5F5F5" w:val="clear"/>
+        <w:shd w:fill="F0F0E8" w:val="clear"/>
         <w:spacing w:after="0" w:line="240"/>
       </w:pPr>
       <w:r>
@@ -6650,7 +6649,7 @@
     </w:p>
     <w:p>
       <w:pPr>
-        <w:shd w:fill="F5F5F5" w:val="clear"/>
+        <w:shd w:fill="F0F0E8" w:val="clear"/>
         <w:spacing w:after="0" w:line="240"/>
       </w:pPr>
       <w:r>
@@ -6664,7 +6663,7 @@
     </w:p>
     <w:p>
       <w:pPr>
-        <w:shd w:fill="F5F5F5" w:val="clear"/>
+        <w:shd w:fill="F0F0E8" w:val="clear"/>
         <w:spacing w:after="0" w:line="240"/>
       </w:pPr>
       <w:r>
@@ -6678,7 +6677,7 @@
     </w:p>
     <w:p>
       <w:pPr>
-        <w:shd w:fill="F5F5F5" w:val="clear"/>
+        <w:shd w:fill="F0F0E8" w:val="clear"/>
         <w:spacing w:after="0" w:line="240"/>
       </w:pPr>
       <w:r>
@@ -6692,7 +6691,7 @@
     </w:p>
     <w:p>
       <w:pPr>
-        <w:shd w:fill="F5F5F5" w:val="clear"/>
+        <w:shd w:fill="F0F0E8" w:val="clear"/>
         <w:spacing w:after="0" w:line="240"/>
       </w:pPr>
       <w:r>
@@ -6706,7 +6705,7 @@
     </w:p>
     <w:p>
       <w:pPr>
-        <w:shd w:fill="F5F5F5" w:val="clear"/>
+        <w:shd w:fill="F0F0E8" w:val="clear"/>
         <w:spacing w:after="0" w:line="240"/>
       </w:pPr>
       <w:r>
@@ -6720,7 +6719,7 @@
     </w:p>
     <w:p>
       <w:pPr>
-        <w:shd w:fill="F5F5F5" w:val="clear"/>
+        <w:shd w:fill="F0F0E8" w:val="clear"/>
         <w:spacing w:after="0" w:line="240"/>
       </w:pPr>
       <w:r>
@@ -6734,7 +6733,7 @@
     </w:p>
     <w:p>
       <w:pPr>
-        <w:shd w:fill="F5F5F5" w:val="clear"/>
+        <w:shd w:fill="F0F0E8" w:val="clear"/>
         <w:spacing w:after="0" w:line="240"/>
       </w:pPr>
       <w:r>
@@ -6748,7 +6747,7 @@
     </w:p>
     <w:p>
       <w:pPr>
-        <w:shd w:fill="F5F5F5" w:val="clear"/>
+        <w:shd w:fill="F0F0E8" w:val="clear"/>
         <w:spacing w:after="0" w:line="240"/>
       </w:pPr>
       <w:r>
@@ -6762,7 +6761,7 @@
     </w:p>
     <w:p>
       <w:pPr>
-        <w:shd w:fill="F5F5F5" w:val="clear"/>
+        <w:shd w:fill="F0F0E8" w:val="clear"/>
         <w:spacing w:after="0" w:line="240"/>
       </w:pPr>
       <w:r>
@@ -6776,7 +6775,7 @@
     </w:p>
     <w:p>
       <w:pPr>
-        <w:shd w:fill="F5F5F5" w:val="clear"/>
+        <w:shd w:fill="F0F0E8" w:val="clear"/>
         <w:spacing w:after="0" w:line="240"/>
       </w:pPr>
       <w:r>
@@ -6790,7 +6789,7 @@
     </w:p>
     <w:p>
       <w:pPr>
-        <w:shd w:fill="F5F5F5" w:val="clear"/>
+        <w:shd w:fill="F0F0E8" w:val="clear"/>
         <w:spacing w:after="0" w:line="240"/>
       </w:pPr>
       <w:r>
@@ -6804,7 +6803,7 @@
     </w:p>
     <w:p>
       <w:pPr>
-        <w:shd w:fill="F5F5F5" w:val="clear"/>
+        <w:shd w:fill="F0F0E8" w:val="clear"/>
         <w:spacing w:after="0" w:line="240"/>
       </w:pPr>
       <w:r>
@@ -6818,7 +6817,7 @@
     </w:p>
     <w:p>
       <w:pPr>
-        <w:shd w:fill="F5F5F5" w:val="clear"/>
+        <w:shd w:fill="F0F0E8" w:val="clear"/>
         <w:spacing w:after="0" w:line="240"/>
       </w:pPr>
       <w:r>
@@ -6832,7 +6831,7 @@
     </w:p>
     <w:p>
       <w:pPr>
-        <w:shd w:fill="F5F5F5" w:val="clear"/>
+        <w:shd w:fill="F0F0E8" w:val="clear"/>
         <w:spacing w:after="0" w:line="240"/>
       </w:pPr>
       <w:r>
@@ -6846,7 +6845,7 @@
     </w:p>
     <w:p>
       <w:pPr>
-        <w:shd w:fill="F5F5F5" w:val="clear"/>
+        <w:shd w:fill="F0F0E8" w:val="clear"/>
         <w:spacing w:after="0" w:line="240"/>
       </w:pPr>
       <w:r>
@@ -6860,7 +6859,7 @@
     </w:p>
     <w:p>
       <w:pPr>
-        <w:shd w:fill="F5F5F5" w:val="clear"/>
+        <w:shd w:fill="F0F0E8" w:val="clear"/>
         <w:spacing w:after="0" w:line="240"/>
       </w:pPr>
       <w:r>
@@ -6874,7 +6873,7 @@
     </w:p>
     <w:p>
       <w:pPr>
-        <w:shd w:fill="F5F5F5" w:val="clear"/>
+        <w:shd w:fill="F0F0E8" w:val="clear"/>
         <w:spacing w:after="0" w:line="240"/>
       </w:pPr>
       <w:r>
@@ -6888,7 +6887,7 @@
     </w:p>
     <w:p>
       <w:pPr>
-        <w:shd w:fill="F5F5F5" w:val="clear"/>
+        <w:shd w:fill="F0F0E8" w:val="clear"/>
         <w:spacing w:after="0" w:line="240"/>
       </w:pPr>
       <w:r>
@@ -6902,7 +6901,7 @@
     </w:p>
     <w:p>
       <w:pPr>
-        <w:shd w:fill="F5F5F5" w:val="clear"/>
+        <w:shd w:fill="F0F0E8" w:val="clear"/>
         <w:spacing w:after="0" w:line="240"/>
       </w:pPr>
       <w:r>
@@ -6916,7 +6915,7 @@
     </w:p>
     <w:p>
       <w:pPr>
-        <w:shd w:fill="F5F5F5" w:val="clear"/>
+        <w:shd w:fill="F0F0E8" w:val="clear"/>
         <w:spacing w:after="0" w:line="240"/>
       </w:pPr>
       <w:r>
@@ -6930,7 +6929,7 @@
     </w:p>
     <w:p>
       <w:pPr>
-        <w:shd w:fill="F5F5F5" w:val="clear"/>
+        <w:shd w:fill="F0F0E8" w:val="clear"/>
         <w:spacing w:after="0" w:line="240"/>
       </w:pPr>
       <w:r>
@@ -6944,7 +6943,7 @@
     </w:p>
     <w:p>
       <w:pPr>
-        <w:shd w:fill="F5F5F5" w:val="clear"/>
+        <w:shd w:fill="F0F0E8" w:val="clear"/>
         <w:spacing w:after="0" w:line="240"/>
       </w:pPr>
       <w:r>
@@ -6958,7 +6957,7 @@
     </w:p>
     <w:p>
       <w:pPr>
-        <w:shd w:fill="F5F5F5" w:val="clear"/>
+        <w:shd w:fill="F0F0E8" w:val="clear"/>
         <w:spacing w:after="0" w:line="240"/>
       </w:pPr>
       <w:r>
@@ -6972,7 +6971,7 @@
     </w:p>
     <w:p>
       <w:pPr>
-        <w:shd w:fill="F5F5F5" w:val="clear"/>
+        <w:shd w:fill="F0F0E8" w:val="clear"/>
         <w:spacing w:after="0" w:line="240"/>
       </w:pPr>
       <w:r>
@@ -6986,7 +6985,7 @@
     </w:p>
     <w:p>
       <w:pPr>
-        <w:shd w:fill="F5F5F5" w:val="clear"/>
+        <w:shd w:fill="F0F0E8" w:val="clear"/>
         <w:spacing w:after="0" w:line="240"/>
       </w:pPr>
       <w:r>
@@ -7000,7 +6999,7 @@
     </w:p>
     <w:p>
       <w:pPr>
-        <w:shd w:fill="F5F5F5" w:val="clear"/>
+        <w:shd w:fill="F0F0E8" w:val="clear"/>
         <w:spacing w:after="0" w:line="240"/>
       </w:pPr>
       <w:r>
@@ -7014,7 +7013,7 @@
     </w:p>
     <w:p>
       <w:pPr>
-        <w:shd w:fill="F5F5F5" w:val="clear"/>
+        <w:shd w:fill="F0F0E8" w:val="clear"/>
         <w:spacing w:after="0" w:line="240"/>
       </w:pPr>
       <w:r>
@@ -7028,7 +7027,7 @@
     </w:p>
     <w:p>
       <w:pPr>
-        <w:shd w:fill="F5F5F5" w:val="clear"/>
+        <w:shd w:fill="F0F0E8" w:val="clear"/>
         <w:spacing w:after="0" w:line="240"/>
       </w:pPr>
       <w:r>
@@ -7042,7 +7041,7 @@
     </w:p>
     <w:p>
       <w:pPr>
-        <w:shd w:fill="F5F5F5" w:val="clear"/>
+        <w:shd w:fill="F0F0E8" w:val="clear"/>
         <w:spacing w:after="0" w:line="240"/>
       </w:pPr>
       <w:r>
@@ -7056,7 +7055,7 @@
     </w:p>
     <w:p>
       <w:pPr>
-        <w:shd w:fill="F5F5F5" w:val="clear"/>
+        <w:shd w:fill="F0F0E8" w:val="clear"/>
         <w:spacing w:after="0" w:line="240"/>
       </w:pPr>
       <w:r>
@@ -7070,7 +7069,7 @@
     </w:p>
     <w:p>
       <w:pPr>
-        <w:shd w:fill="F5F5F5" w:val="clear"/>
+        <w:shd w:fill="F0F0E8" w:val="clear"/>
         <w:spacing w:after="0" w:line="240"/>
       </w:pPr>
       <w:r>
@@ -7084,7 +7083,7 @@
     </w:p>
     <w:p>
       <w:pPr>
-        <w:shd w:fill="F5F5F5" w:val="clear"/>
+        <w:shd w:fill="F0F0E8" w:val="clear"/>
         <w:spacing w:after="0" w:line="240"/>
       </w:pPr>
       <w:r>
@@ -7098,7 +7097,7 @@
     </w:p>
     <w:p>
       <w:pPr>
-        <w:shd w:fill="F5F5F5" w:val="clear"/>
+        <w:shd w:fill="F0F0E8" w:val="clear"/>
         <w:spacing w:after="0" w:line="240"/>
       </w:pPr>
       <w:r>
@@ -7112,7 +7111,7 @@
     </w:p>
     <w:p>
       <w:pPr>
-        <w:shd w:fill="F5F5F5" w:val="clear"/>
+        <w:shd w:fill="F0F0E8" w:val="clear"/>
         <w:spacing w:after="0" w:line="240"/>
       </w:pPr>
       <w:r>
@@ -7126,7 +7125,7 @@
     </w:p>
     <w:p>
       <w:pPr>
-        <w:shd w:fill="F5F5F5" w:val="clear"/>
+        <w:shd w:fill="F0F0E8" w:val="clear"/>
         <w:spacing w:after="0" w:line="240"/>
       </w:pPr>
       <w:r>
@@ -7140,7 +7139,7 @@
     </w:p>
     <w:p>
       <w:pPr>
-        <w:shd w:fill="F5F5F5" w:val="clear"/>
+        <w:shd w:fill="F0F0E8" w:val="clear"/>
         <w:spacing w:after="0" w:line="240"/>
       </w:pPr>
       <w:r>
@@ -7154,7 +7153,7 @@
     </w:p>
     <w:p>
       <w:pPr>
-        <w:shd w:fill="F5F5F5" w:val="clear"/>
+        <w:shd w:fill="F0F0E8" w:val="clear"/>
         <w:spacing w:after="0" w:line="240"/>
       </w:pPr>
       <w:r>
@@ -7168,7 +7167,7 @@
     </w:p>
     <w:p>
       <w:pPr>
-        <w:shd w:fill="F5F5F5" w:val="clear"/>
+        <w:shd w:fill="F0F0E8" w:val="clear"/>
         <w:spacing w:after="0" w:line="240"/>
       </w:pPr>
       <w:r>
@@ -7182,7 +7181,7 @@
     </w:p>
     <w:p>
       <w:pPr>
-        <w:shd w:fill="F5F5F5" w:val="clear"/>
+        <w:shd w:fill="F0F0E8" w:val="clear"/>
         <w:spacing w:after="0" w:line="240"/>
       </w:pPr>
       <w:r>
@@ -7196,7 +7195,7 @@
     </w:p>
     <w:p>
       <w:pPr>
-        <w:shd w:fill="F5F5F5" w:val="clear"/>
+        <w:shd w:fill="F0F0E8" w:val="clear"/>
         <w:spacing w:after="0" w:line="240"/>
       </w:pPr>
       <w:r>
@@ -7210,7 +7209,7 @@
     </w:p>
     <w:p>
       <w:pPr>
-        <w:shd w:fill="F5F5F5" w:val="clear"/>
+        <w:shd w:fill="F0F0E8" w:val="clear"/>
         <w:spacing w:after="0" w:line="240"/>
       </w:pPr>
       <w:r>
@@ -7224,7 +7223,7 @@
     </w:p>
     <w:p>
       <w:pPr>
-        <w:shd w:fill="F5F5F5" w:val="clear"/>
+        <w:shd w:fill="F0F0E8" w:val="clear"/>
         <w:spacing w:after="0" w:line="240"/>
       </w:pPr>
       <w:r>
@@ -7238,7 +7237,7 @@
     </w:p>
     <w:p>
       <w:pPr>
-        <w:shd w:fill="F5F5F5" w:val="clear"/>
+        <w:shd w:fill="F0F0E8" w:val="clear"/>
         <w:spacing w:after="0" w:line="240"/>
       </w:pPr>
       <w:r>
@@ -7252,7 +7251,7 @@
     </w:p>
     <w:p>
       <w:pPr>
-        <w:shd w:fill="F5F5F5" w:val="clear"/>
+        <w:shd w:fill="F0F0E8" w:val="clear"/>
         <w:spacing w:after="0" w:line="240"/>
       </w:pPr>
       <w:r>
@@ -7266,7 +7265,7 @@
     </w:p>
     <w:p>
       <w:pPr>
-        <w:shd w:fill="F5F5F5" w:val="clear"/>
+        <w:shd w:fill="F0F0E8" w:val="clear"/>
         <w:spacing w:after="0" w:line="240"/>
       </w:pPr>
       <w:r>
@@ -7280,7 +7279,7 @@
     </w:p>
     <w:p>
       <w:pPr>
-        <w:shd w:fill="F5F5F5" w:val="clear"/>
+        <w:shd w:fill="F0F0E8" w:val="clear"/>
         <w:spacing w:after="0" w:line="240"/>
       </w:pPr>
       <w:r>
@@ -7294,7 +7293,7 @@
     </w:p>
     <w:p>
       <w:pPr>
-        <w:shd w:fill="F5F5F5" w:val="clear"/>
+        <w:shd w:fill="F0F0E8" w:val="clear"/>
         <w:spacing w:after="0" w:line="240"/>
       </w:pPr>
       <w:r>
@@ -7308,7 +7307,7 @@
     </w:p>
     <w:p>
       <w:pPr>
-        <w:shd w:fill="F5F5F5" w:val="clear"/>
+        <w:shd w:fill="F0F0E8" w:val="clear"/>
         <w:spacing w:after="0" w:line="240"/>
       </w:pPr>
       <w:r>
@@ -7322,7 +7321,7 @@
     </w:p>
     <w:p>
       <w:pPr>
-        <w:shd w:fill="F5F5F5" w:val="clear"/>
+        <w:shd w:fill="F0F0E8" w:val="clear"/>
         <w:spacing w:after="0" w:line="240"/>
       </w:pPr>
       <w:r>
@@ -7336,7 +7335,7 @@
     </w:p>
     <w:p>
       <w:pPr>
-        <w:shd w:fill="F5F5F5" w:val="clear"/>
+        <w:shd w:fill="F0F0E8" w:val="clear"/>
         <w:spacing w:after="0" w:line="240"/>
       </w:pPr>
       <w:r>
@@ -7350,7 +7349,7 @@
     </w:p>
     <w:p>
       <w:pPr>
-        <w:shd w:fill="F5F5F5" w:val="clear"/>
+        <w:shd w:fill="F0F0E8" w:val="clear"/>
         <w:spacing w:after="0" w:line="240"/>
       </w:pPr>
       <w:r>
@@ -7364,7 +7363,7 @@
     </w:p>
     <w:p>
       <w:pPr>
-        <w:shd w:fill="F5F5F5" w:val="clear"/>
+        <w:shd w:fill="F0F0E8" w:val="clear"/>
         <w:spacing w:after="0" w:line="240"/>
       </w:pPr>
       <w:r>
@@ -7378,7 +7377,7 @@
     </w:p>
     <w:p>
       <w:pPr>
-        <w:shd w:fill="F5F5F5" w:val="clear"/>
+        <w:shd w:fill="F0F0E8" w:val="clear"/>
         <w:spacing w:after="0" w:line="240"/>
       </w:pPr>
       <w:r>
@@ -7392,7 +7391,7 @@
     </w:p>
     <w:p>
       <w:pPr>
-        <w:shd w:fill="F5F5F5" w:val="clear"/>
+        <w:shd w:fill="F0F0E8" w:val="clear"/>
         <w:spacing w:after="0" w:line="240"/>
       </w:pPr>
       <w:r>
@@ -7406,7 +7405,7 @@
     </w:p>
     <w:p>
       <w:pPr>
-        <w:shd w:fill="F5F5F5" w:val="clear"/>
+        <w:shd w:fill="F0F0E8" w:val="clear"/>
         <w:spacing w:after="0" w:line="240"/>
       </w:pPr>
       <w:r>
@@ -7420,7 +7419,7 @@
     </w:p>
     <w:p>
       <w:pPr>
-        <w:shd w:fill="F5F5F5" w:val="clear"/>
+        <w:shd w:fill="F0F0E8" w:val="clear"/>
         <w:spacing w:after="0" w:line="240"/>
       </w:pPr>
       <w:r>
@@ -7434,7 +7433,7 @@
     </w:p>
     <w:p>
       <w:pPr>
-        <w:shd w:fill="F5F5F5" w:val="clear"/>
+        <w:shd w:fill="F0F0E8" w:val="clear"/>
         <w:spacing w:after="0" w:line="240"/>
       </w:pPr>
       <w:r>
@@ -7448,7 +7447,7 @@
     </w:p>
     <w:p>
       <w:pPr>
-        <w:shd w:fill="F5F5F5" w:val="clear"/>
+        <w:shd w:fill="F0F0E8" w:val="clear"/>
         <w:spacing w:after="0" w:line="240"/>
       </w:pPr>
       <w:r>
@@ -7462,7 +7461,7 @@
     </w:p>
     <w:p>
       <w:pPr>
-        <w:shd w:fill="F5F5F5" w:val="clear"/>
+        <w:shd w:fill="F0F0E8" w:val="clear"/>
         <w:spacing w:after="0" w:line="240"/>
       </w:pPr>
       <w:r>
@@ -7476,7 +7475,7 @@
     </w:p>
     <w:p>
       <w:pPr>
-        <w:shd w:fill="F5F5F5" w:val="clear"/>
+        <w:shd w:fill="F0F0E8" w:val="clear"/>
         <w:spacing w:after="0" w:line="240"/>
       </w:pPr>
       <w:r>
@@ -7490,7 +7489,7 @@
     </w:p>
     <w:p>
       <w:pPr>
-        <w:shd w:fill="F5F5F5" w:val="clear"/>
+        <w:shd w:fill="F0F0E8" w:val="clear"/>
         <w:spacing w:after="0" w:line="240"/>
       </w:pPr>
       <w:r>
@@ -7504,7 +7503,7 @@
     </w:p>
     <w:p>
       <w:pPr>
-        <w:shd w:fill="F5F5F5" w:val="clear"/>
+        <w:shd w:fill="F0F0E8" w:val="clear"/>
         <w:spacing w:after="0" w:line="240"/>
       </w:pPr>
       <w:r>
@@ -7518,7 +7517,7 @@
     </w:p>
     <w:p>
       <w:pPr>
-        <w:shd w:fill="F5F5F5" w:val="clear"/>
+        <w:shd w:fill="F0F0E8" w:val="clear"/>
         <w:spacing w:after="0" w:line="240"/>
       </w:pPr>
       <w:r>
@@ -7532,7 +7531,7 @@
     </w:p>
     <w:p>
       <w:pPr>
-        <w:shd w:fill="F5F5F5" w:val="clear"/>
+        <w:shd w:fill="F0F0E8" w:val="clear"/>
         <w:spacing w:after="0" w:line="240"/>
       </w:pPr>
       <w:r>
@@ -7546,7 +7545,7 @@
     </w:p>
     <w:p>
       <w:pPr>
-        <w:shd w:fill="F5F5F5" w:val="clear"/>
+        <w:shd w:fill="F0F0E8" w:val="clear"/>
         <w:spacing w:after="0" w:line="240"/>
       </w:pPr>
       <w:r>
@@ -7560,7 +7559,7 @@
     </w:p>
     <w:p>
       <w:pPr>
-        <w:shd w:fill="F5F5F5" w:val="clear"/>
+        <w:shd w:fill="F0F0E8" w:val="clear"/>
         <w:spacing w:after="0" w:line="240"/>
       </w:pPr>
       <w:r>
@@ -7574,7 +7573,7 @@
     </w:p>
     <w:p>
       <w:pPr>
-        <w:shd w:fill="F5F5F5" w:val="clear"/>
+        <w:shd w:fill="F0F0E8" w:val="clear"/>
         <w:spacing w:after="0" w:line="240"/>
       </w:pPr>
       <w:r>
@@ -7588,7 +7587,7 @@
     </w:p>
     <w:p>
       <w:pPr>
-        <w:shd w:fill="F5F5F5" w:val="clear"/>
+        <w:shd w:fill="F0F0E8" w:val="clear"/>
         <w:spacing w:after="0" w:line="240"/>
       </w:pPr>
       <w:r>
@@ -7602,7 +7601,7 @@
     </w:p>
     <w:p>
       <w:pPr>
-        <w:shd w:fill="F5F5F5" w:val="clear"/>
+        <w:shd w:fill="F0F0E8" w:val="clear"/>
         <w:spacing w:after="0" w:line="240"/>
       </w:pPr>
       <w:r>
@@ -7616,7 +7615,7 @@
     </w:p>
     <w:p>
       <w:pPr>
-        <w:shd w:fill="F5F5F5" w:val="clear"/>
+        <w:shd w:fill="F0F0E8" w:val="clear"/>
         <w:spacing w:after="0" w:line="240"/>
       </w:pPr>
       <w:r>
@@ -7630,7 +7629,7 @@
     </w:p>
     <w:p>
       <w:pPr>
-        <w:shd w:fill="F5F5F5" w:val="clear"/>
+        <w:shd w:fill="F0F0E8" w:val="clear"/>
         <w:spacing w:after="0" w:line="240"/>
       </w:pPr>
       <w:r>
@@ -7644,7 +7643,7 @@
     </w:p>
     <w:p>
       <w:pPr>
-        <w:shd w:fill="F5F5F5" w:val="clear"/>
+        <w:shd w:fill="F0F0E8" w:val="clear"/>
         <w:spacing w:after="0" w:line="240"/>
       </w:pPr>
       <w:r>
@@ -7658,7 +7657,7 @@
     </w:p>
     <w:p>
       <w:pPr>
-        <w:shd w:fill="F5F5F5" w:val="clear"/>
+        <w:shd w:fill="F0F0E8" w:val="clear"/>
         <w:spacing w:after="0" w:line="240"/>
       </w:pPr>
       <w:r>
@@ -7672,7 +7671,7 @@
     </w:p>
     <w:p>
       <w:pPr>
-        <w:shd w:fill="F5F5F5" w:val="clear"/>
+        <w:shd w:fill="F0F0E8" w:val="clear"/>
         <w:spacing w:after="0" w:line="240"/>
       </w:pPr>
       <w:r>
@@ -7686,7 +7685,7 @@
     </w:p>
     <w:p>
       <w:pPr>
-        <w:shd w:fill="F5F5F5" w:val="clear"/>
+        <w:shd w:fill="F0F0E8" w:val="clear"/>
         <w:spacing w:after="0" w:line="240"/>
       </w:pPr>
       <w:r>
@@ -7700,7 +7699,7 @@
     </w:p>
     <w:p>
       <w:pPr>
-        <w:shd w:fill="F5F5F5" w:val="clear"/>
+        <w:shd w:fill="F0F0E8" w:val="clear"/>
         <w:spacing w:after="0" w:line="240"/>
       </w:pPr>
       <w:r>
@@ -7714,7 +7713,7 @@
     </w:p>
     <w:p>
       <w:pPr>
-        <w:shd w:fill="F5F5F5" w:val="clear"/>
+        <w:shd w:fill="F0F0E8" w:val="clear"/>
         <w:spacing w:after="0" w:line="240"/>
       </w:pPr>
       <w:r>
@@ -7728,7 +7727,7 @@
     </w:p>
     <w:p>
       <w:pPr>
-        <w:shd w:fill="F5F5F5" w:val="clear"/>
+        <w:shd w:fill="F0F0E8" w:val="clear"/>
         <w:spacing w:after="0" w:line="240"/>
       </w:pPr>
       <w:r>
@@ -7742,7 +7741,7 @@
     </w:p>
     <w:p>
       <w:pPr>
-        <w:shd w:fill="F5F5F5" w:val="clear"/>
+        <w:shd w:fill="F0F0E8" w:val="clear"/>
         <w:spacing w:after="0" w:line="240"/>
       </w:pPr>
       <w:r>
@@ -7756,7 +7755,7 @@
     </w:p>
     <w:p>
       <w:pPr>
-        <w:shd w:fill="F5F5F5" w:val="clear"/>
+        <w:shd w:fill="F0F0E8" w:val="clear"/>
         <w:spacing w:after="0" w:line="240"/>
       </w:pPr>
       <w:r>
@@ -7770,7 +7769,7 @@
     </w:p>
     <w:p>
       <w:pPr>
-        <w:shd w:fill="F5F5F5" w:val="clear"/>
+        <w:shd w:fill="F0F0E8" w:val="clear"/>
         <w:spacing w:after="0" w:line="240"/>
       </w:pPr>
       <w:r>
@@ -7784,7 +7783,7 @@
     </w:p>
     <w:p>
       <w:pPr>
-        <w:shd w:fill="F5F5F5" w:val="clear"/>
+        <w:shd w:fill="F0F0E8" w:val="clear"/>
         <w:spacing w:after="0" w:line="240"/>
       </w:pPr>
       <w:r>
@@ -7798,7 +7797,7 @@
     </w:p>
     <w:p>
       <w:pPr>
-        <w:shd w:fill="F5F5F5" w:val="clear"/>
+        <w:shd w:fill="F0F0E8" w:val="clear"/>
         <w:spacing w:after="0" w:line="240"/>
       </w:pPr>
       <w:r>
@@ -7812,7 +7811,7 @@
     </w:p>
     <w:p>
       <w:pPr>
-        <w:shd w:fill="F5F5F5" w:val="clear"/>
+        <w:shd w:fill="F0F0E8" w:val="clear"/>
         <w:spacing w:after="0" w:line="240"/>
       </w:pPr>
       <w:r>
@@ -7826,7 +7825,7 @@
     </w:p>
     <w:p>
       <w:pPr>
-        <w:shd w:fill="F5F5F5" w:val="clear"/>
+        <w:shd w:fill="F0F0E8" w:val="clear"/>
         <w:spacing w:after="0" w:line="240"/>
       </w:pPr>
       <w:r>
@@ -7840,7 +7839,7 @@
     </w:p>
     <w:p>
       <w:pPr>
-        <w:shd w:fill="F5F5F5" w:val="clear"/>
+        <w:shd w:fill="F0F0E8" w:val="clear"/>
         <w:spacing w:after="0" w:line="240"/>
       </w:pPr>
       <w:r>
@@ -7854,7 +7853,7 @@
     </w:p>
     <w:p>
       <w:pPr>
-        <w:shd w:fill="F5F5F5" w:val="clear"/>
+        <w:shd w:fill="F0F0E8" w:val="clear"/>
         <w:spacing w:after="0" w:line="240"/>
       </w:pPr>
       <w:r>
@@ -7868,7 +7867,7 @@
     </w:p>
     <w:p>
       <w:pPr>
-        <w:shd w:fill="F5F5F5" w:val="clear"/>
+        <w:shd w:fill="F0F0E8" w:val="clear"/>
         <w:spacing w:after="0" w:line="240"/>
       </w:pPr>
       <w:r>
@@ -7882,7 +7881,7 @@
     </w:p>
     <w:p>
       <w:pPr>
-        <w:shd w:fill="F5F5F5" w:val="clear"/>
+        <w:shd w:fill="F0F0E8" w:val="clear"/>
         <w:spacing w:after="0" w:line="240"/>
       </w:pPr>
       <w:r>
@@ -7896,7 +7895,7 @@
     </w:p>
     <w:p>
       <w:pPr>
-        <w:shd w:fill="F5F5F5" w:val="clear"/>
+        <w:shd w:fill="F0F0E8" w:val="clear"/>
         <w:spacing w:after="0" w:line="240"/>
       </w:pPr>
       <w:r>
@@ -7910,7 +7909,7 @@
     </w:p>
     <w:p>
       <w:pPr>
-        <w:shd w:fill="F5F5F5" w:val="clear"/>
+        <w:shd w:fill="F0F0E8" w:val="clear"/>
         <w:spacing w:after="0" w:line="240"/>
       </w:pPr>
       <w:r>
@@ -7924,7 +7923,7 @@
     </w:p>
     <w:p>
       <w:pPr>
-        <w:shd w:fill="F5F5F5" w:val="clear"/>
+        <w:shd w:fill="F0F0E8" w:val="clear"/>
         <w:spacing w:after="0" w:line="240"/>
       </w:pPr>
       <w:r>
@@ -7938,7 +7937,7 @@
     </w:p>
     <w:p>
       <w:pPr>
-        <w:shd w:fill="F5F5F5" w:val="clear"/>
+        <w:shd w:fill="F0F0E8" w:val="clear"/>
         <w:spacing w:after="0" w:line="240"/>
       </w:pPr>
       <w:r>
@@ -7952,7 +7951,7 @@
     </w:p>
     <w:p>
       <w:pPr>
-        <w:shd w:fill="F5F5F5" w:val="clear"/>
+        <w:shd w:fill="F0F0E8" w:val="clear"/>
         <w:spacing w:after="0" w:line="240"/>
       </w:pPr>
       <w:r>
@@ -7966,7 +7965,7 @@
     </w:p>
     <w:p>
       <w:pPr>
-        <w:shd w:fill="F5F5F5" w:val="clear"/>
+        <w:shd w:fill="F0F0E8" w:val="clear"/>
         <w:spacing w:after="0" w:line="240"/>
       </w:pPr>
       <w:r>
@@ -7980,7 +7979,7 @@
     </w:p>
     <w:p>
       <w:pPr>
-        <w:shd w:fill="F5F5F5" w:val="clear"/>
+        <w:shd w:fill="F0F0E8" w:val="clear"/>
         <w:spacing w:after="0" w:line="240"/>
       </w:pPr>
       <w:r>
@@ -7994,7 +7993,7 @@
     </w:p>
     <w:p>
       <w:pPr>
-        <w:shd w:fill="F5F5F5" w:val="clear"/>
+        <w:shd w:fill="F0F0E8" w:val="clear"/>
         <w:spacing w:after="0" w:line="240"/>
       </w:pPr>
       <w:r>
@@ -8008,7 +8007,7 @@
     </w:p>
     <w:p>
       <w:pPr>
-        <w:shd w:fill="F5F5F5" w:val="clear"/>
+        <w:shd w:fill="F0F0E8" w:val="clear"/>
         <w:spacing w:after="0" w:line="240"/>
       </w:pPr>
       <w:r>
@@ -8022,7 +8021,7 @@
     </w:p>
     <w:p>
       <w:pPr>
-        <w:shd w:fill="F5F5F5" w:val="clear"/>
+        <w:shd w:fill="F0F0E8" w:val="clear"/>
         <w:spacing w:after="0" w:line="240"/>
       </w:pPr>
       <w:r>
@@ -8036,7 +8035,7 @@
     </w:p>
     <w:p>
       <w:pPr>
-        <w:shd w:fill="F5F5F5" w:val="clear"/>
+        <w:shd w:fill="F0F0E8" w:val="clear"/>
         <w:spacing w:after="0" w:line="240"/>
       </w:pPr>
       <w:r>
@@ -8050,7 +8049,7 @@
     </w:p>
     <w:p>
       <w:pPr>
-        <w:shd w:fill="F5F5F5" w:val="clear"/>
+        <w:shd w:fill="F0F0E8" w:val="clear"/>
         <w:spacing w:after="0" w:line="240"/>
       </w:pPr>
       <w:r>
@@ -8064,7 +8063,7 @@
     </w:p>
     <w:p>
       <w:pPr>
-        <w:shd w:fill="F5F5F5" w:val="clear"/>
+        <w:shd w:fill="F0F0E8" w:val="clear"/>
         <w:spacing w:after="0" w:line="240"/>
       </w:pPr>
       <w:r>
@@ -8078,7 +8077,7 @@
     </w:p>
     <w:p>
       <w:pPr>
-        <w:shd w:fill="F5F5F5" w:val="clear"/>
+        <w:shd w:fill="F0F0E8" w:val="clear"/>
         <w:spacing w:after="0" w:line="240"/>
       </w:pPr>
       <w:r>
@@ -8092,7 +8091,7 @@
     </w:p>
     <w:p>
       <w:pPr>
-        <w:shd w:fill="F5F5F5" w:val="clear"/>
+        <w:shd w:fill="F0F0E8" w:val="clear"/>
         <w:spacing w:after="0" w:line="240"/>
       </w:pPr>
       <w:r>
@@ -8106,7 +8105,7 @@
     </w:p>
     <w:p>
       <w:pPr>
-        <w:shd w:fill="F5F5F5" w:val="clear"/>
+        <w:shd w:fill="F0F0E8" w:val="clear"/>
         <w:spacing w:after="0" w:line="240"/>
       </w:pPr>
       <w:r>
@@ -8120,7 +8119,7 @@
     </w:p>
     <w:p>
       <w:pPr>
-        <w:shd w:fill="F5F5F5" w:val="clear"/>
+        <w:shd w:fill="F0F0E8" w:val="clear"/>
         <w:spacing w:after="0" w:line="240"/>
       </w:pPr>
       <w:r>
@@ -8134,7 +8133,7 @@
     </w:p>
     <w:p>
       <w:pPr>
-        <w:shd w:fill="F5F5F5" w:val="clear"/>
+        <w:shd w:fill="F0F0E8" w:val="clear"/>
         <w:spacing w:after="0" w:line="240"/>
       </w:pPr>
       <w:r>
@@ -8148,7 +8147,7 @@
     </w:p>
     <w:p>
       <w:pPr>
-        <w:shd w:fill="F5F5F5" w:val="clear"/>
+        <w:shd w:fill="F0F0E8" w:val="clear"/>
         <w:spacing w:after="0" w:line="240"/>
       </w:pPr>
       <w:r>
@@ -8162,7 +8161,7 @@
     </w:p>
     <w:p>
       <w:pPr>
-        <w:shd w:fill="F5F5F5" w:val="clear"/>
+        <w:shd w:fill="F0F0E8" w:val="clear"/>
         <w:spacing w:after="0" w:line="240"/>
       </w:pPr>
       <w:r>
@@ -8176,7 +8175,7 @@
     </w:p>
     <w:p>
       <w:pPr>
-        <w:shd w:fill="F5F5F5" w:val="clear"/>
+        <w:shd w:fill="F0F0E8" w:val="clear"/>
         <w:spacing w:after="0" w:line="240"/>
       </w:pPr>
       <w:r>
@@ -8190,7 +8189,7 @@
     </w:p>
     <w:p>
       <w:pPr>
-        <w:shd w:fill="F5F5F5" w:val="clear"/>
+        <w:shd w:fill="F0F0E8" w:val="clear"/>
         <w:spacing w:after="0" w:line="240"/>
       </w:pPr>
       <w:r>
@@ -8204,7 +8203,7 @@
     </w:p>
     <w:p>
       <w:pPr>
-        <w:shd w:fill="F5F5F5" w:val="clear"/>
+        <w:shd w:fill="F0F0E8" w:val="clear"/>
         <w:spacing w:after="0" w:line="240"/>
       </w:pPr>
       <w:r>
@@ -8218,7 +8217,7 @@
     </w:p>
     <w:p>
       <w:pPr>
-        <w:shd w:fill="F5F5F5" w:val="clear"/>
+        <w:shd w:fill="F0F0E8" w:val="clear"/>
         <w:spacing w:after="0" w:line="240"/>
       </w:pPr>
       <w:r>
@@ -8232,7 +8231,7 @@
     </w:p>
     <w:p>
       <w:pPr>
-        <w:shd w:fill="F5F5F5" w:val="clear"/>
+        <w:shd w:fill="F0F0E8" w:val="clear"/>
         <w:spacing w:after="0" w:line="240"/>
       </w:pPr>
       <w:r>
@@ -8246,7 +8245,7 @@
     </w:p>
     <w:p>
       <w:pPr>
-        <w:shd w:fill="F5F5F5" w:val="clear"/>
+        <w:shd w:fill="F0F0E8" w:val="clear"/>
         <w:spacing w:after="0" w:line="240"/>
       </w:pPr>
       <w:r>
@@ -8260,7 +8259,7 @@
     </w:p>
     <w:p>
       <w:pPr>
-        <w:shd w:fill="F5F5F5" w:val="clear"/>
+        <w:shd w:fill="F0F0E8" w:val="clear"/>
         <w:spacing w:after="0" w:line="240"/>
       </w:pPr>
       <w:r>
@@ -8274,7 +8273,7 @@
     </w:p>
     <w:p>
       <w:pPr>
-        <w:shd w:fill="F5F5F5" w:val="clear"/>
+        <w:shd w:fill="F0F0E8" w:val="clear"/>
         <w:spacing w:after="0" w:line="240"/>
       </w:pPr>
       <w:r>
@@ -8288,7 +8287,7 @@
     </w:p>
     <w:p>
       <w:pPr>
-        <w:shd w:fill="F5F5F5" w:val="clear"/>
+        <w:shd w:fill="F0F0E8" w:val="clear"/>
         <w:spacing w:after="0" w:line="240"/>
       </w:pPr>
       <w:r>
@@ -8302,7 +8301,7 @@
     </w:p>
     <w:p>
       <w:pPr>
-        <w:shd w:fill="F5F5F5" w:val="clear"/>
+        <w:shd w:fill="F0F0E8" w:val="clear"/>
         <w:spacing w:after="0" w:line="240"/>
       </w:pPr>
       <w:r>
@@ -8316,7 +8315,7 @@
     </w:p>
     <w:p>
       <w:pPr>
-        <w:shd w:fill="F5F5F5" w:val="clear"/>
+        <w:shd w:fill="F0F0E8" w:val="clear"/>
         <w:spacing w:after="0" w:line="240"/>
       </w:pPr>
       <w:r>
@@ -8330,7 +8329,7 @@
     </w:p>
     <w:p>
       <w:pPr>
-        <w:shd w:fill="F5F5F5" w:val="clear"/>
+        <w:shd w:fill="F0F0E8" w:val="clear"/>
         <w:spacing w:after="0" w:line="240"/>
       </w:pPr>
       <w:r>
@@ -8344,7 +8343,7 @@
     </w:p>
     <w:p>
       <w:pPr>
-        <w:shd w:fill="F5F5F5" w:val="clear"/>
+        <w:shd w:fill="F0F0E8" w:val="clear"/>
         <w:spacing w:after="0" w:line="240"/>
       </w:pPr>
       <w:r>
@@ -8358,7 +8357,7 @@
     </w:p>
     <w:p>
       <w:pPr>
-        <w:shd w:fill="F5F5F5" w:val="clear"/>
+        <w:shd w:fill="F0F0E8" w:val="clear"/>
         <w:spacing w:after="0" w:line="240"/>
       </w:pPr>
       <w:r>
@@ -8372,7 +8371,7 @@
     </w:p>
     <w:p>
       <w:pPr>
-        <w:shd w:fill="F5F5F5" w:val="clear"/>
+        <w:shd w:fill="F0F0E8" w:val="clear"/>
         <w:spacing w:after="0" w:line="240"/>
       </w:pPr>
       <w:r>
@@ -8386,7 +8385,7 @@
     </w:p>
     <w:p>
       <w:pPr>
-        <w:shd w:fill="F5F5F5" w:val="clear"/>
+        <w:shd w:fill="F0F0E8" w:val="clear"/>
         <w:spacing w:after="0" w:line="240"/>
       </w:pPr>
       <w:r>
@@ -8400,7 +8399,7 @@
     </w:p>
     <w:p>
       <w:pPr>
-        <w:shd w:fill="F5F5F5" w:val="clear"/>
+        <w:shd w:fill="F0F0E8" w:val="clear"/>
         <w:spacing w:after="0" w:line="240"/>
       </w:pPr>
       <w:r>
@@ -8414,7 +8413,7 @@
     </w:p>
     <w:p>
       <w:pPr>
-        <w:shd w:fill="F5F5F5" w:val="clear"/>
+        <w:shd w:fill="F0F0E8" w:val="clear"/>
         <w:spacing w:after="0" w:line="240"/>
       </w:pPr>
       <w:r>
@@ -8428,7 +8427,7 @@
     </w:p>
     <w:p>
       <w:pPr>
-        <w:shd w:fill="F5F5F5" w:val="clear"/>
+        <w:shd w:fill="F0F0E8" w:val="clear"/>
         <w:spacing w:after="0" w:line="240"/>
       </w:pPr>
       <w:r>
@@ -8442,7 +8441,7 @@
     </w:p>
     <w:p>
       <w:pPr>
-        <w:shd w:fill="F5F5F5" w:val="clear"/>
+        <w:shd w:fill="F0F0E8" w:val="clear"/>
         <w:spacing w:after="0" w:line="240"/>
       </w:pPr>
       <w:r>
@@ -8456,7 +8455,7 @@
     </w:p>
     <w:p>
       <w:pPr>
-        <w:shd w:fill="F5F5F5" w:val="clear"/>
+        <w:shd w:fill="F0F0E8" w:val="clear"/>
         <w:spacing w:after="0" w:line="240"/>
       </w:pPr>
       <w:r>
@@ -8470,7 +8469,7 @@
     </w:p>
     <w:p>
       <w:pPr>
-        <w:shd w:fill="F5F5F5" w:val="clear"/>
+        <w:shd w:fill="F0F0E8" w:val="clear"/>
         <w:spacing w:after="0" w:line="240"/>
       </w:pPr>
       <w:r>
@@ -8484,7 +8483,7 @@
     </w:p>
     <w:p>
       <w:pPr>
-        <w:shd w:fill="F5F5F5" w:val="clear"/>
+        <w:shd w:fill="F0F0E8" w:val="clear"/>
         <w:spacing w:after="0" w:line="240"/>
       </w:pPr>
       <w:r>
@@ -8498,7 +8497,7 @@
     </w:p>
     <w:p>
       <w:pPr>
-        <w:shd w:fill="F5F5F5" w:val="clear"/>
+        <w:shd w:fill="F0F0E8" w:val="clear"/>
         <w:spacing w:after="0" w:line="240"/>
       </w:pPr>
       <w:r>
@@ -8512,7 +8511,7 @@
     </w:p>
     <w:p>
       <w:pPr>
-        <w:shd w:fill="F5F5F5" w:val="clear"/>
+        <w:shd w:fill="F0F0E8" w:val="clear"/>
         <w:spacing w:after="0" w:line="240"/>
       </w:pPr>
       <w:r>
@@ -8526,7 +8525,7 @@
     </w:p>
     <w:p>
       <w:pPr>
-        <w:shd w:fill="F5F5F5" w:val="clear"/>
+        <w:shd w:fill="F0F0E8" w:val="clear"/>
         <w:spacing w:after="0" w:line="240"/>
       </w:pPr>
       <w:r>
@@ -8540,7 +8539,7 @@
     </w:p>
     <w:p>
       <w:pPr>
-        <w:shd w:fill="F5F5F5" w:val="clear"/>
+        <w:shd w:fill="F0F0E8" w:val="clear"/>
         <w:spacing w:after="0" w:line="240"/>
       </w:pPr>
       <w:r>
@@ -8554,7 +8553,7 @@
     </w:p>
     <w:p>
       <w:pPr>
-        <w:shd w:fill="F5F5F5" w:val="clear"/>
+        <w:shd w:fill="F0F0E8" w:val="clear"/>
         <w:spacing w:after="0" w:line="240"/>
       </w:pPr>
       <w:r>
@@ -8568,7 +8567,7 @@
     </w:p>
     <w:p>
       <w:pPr>
-        <w:shd w:fill="F5F5F5" w:val="clear"/>
+        <w:shd w:fill="F0F0E8" w:val="clear"/>
         <w:spacing w:after="0" w:line="240"/>
       </w:pPr>
       <w:r>
@@ -8582,7 +8581,7 @@
     </w:p>
     <w:p>
       <w:pPr>
-        <w:shd w:fill="F5F5F5" w:val="clear"/>
+        <w:shd w:fill="F0F0E8" w:val="clear"/>
         <w:spacing w:after="0" w:line="240"/>
       </w:pPr>
       <w:r>
@@ -8596,7 +8595,7 @@
     </w:p>
     <w:p>
       <w:pPr>
-        <w:shd w:fill="F5F5F5" w:val="clear"/>
+        <w:shd w:fill="F0F0E8" w:val="clear"/>
         <w:spacing w:after="0" w:line="240"/>
       </w:pPr>
       <w:r>
@@ -8610,7 +8609,7 @@
     </w:p>
     <w:p>
       <w:pPr>
-        <w:shd w:fill="F5F5F5" w:val="clear"/>
+        <w:shd w:fill="F0F0E8" w:val="clear"/>
         <w:spacing w:after="0" w:line="240"/>
       </w:pPr>
       <w:r>
@@ -8624,7 +8623,7 @@
     </w:p>
     <w:p>
       <w:pPr>
-        <w:shd w:fill="F5F5F5" w:val="clear"/>
+        <w:shd w:fill="F0F0E8" w:val="clear"/>
         <w:spacing w:after="0" w:line="240"/>
       </w:pPr>
       <w:r>
@@ -8638,7 +8637,7 @@
     </w:p>
     <w:p>
       <w:pPr>
-        <w:shd w:fill="F5F5F5" w:val="clear"/>
+        <w:shd w:fill="F0F0E8" w:val="clear"/>
         <w:spacing w:after="0" w:line="240"/>
       </w:pPr>
       <w:r>
@@ -8652,7 +8651,7 @@
     </w:p>
     <w:p>
       <w:pPr>
-        <w:shd w:fill="F5F5F5" w:val="clear"/>
+        <w:shd w:fill="F0F0E8" w:val="clear"/>
         <w:spacing w:after="0" w:line="240"/>
       </w:pPr>
       <w:r>
@@ -8666,7 +8665,7 @@
     </w:p>
     <w:p>
       <w:pPr>
-        <w:shd w:fill="F5F5F5" w:val="clear"/>
+        <w:shd w:fill="F0F0E8" w:val="clear"/>
         <w:spacing w:after="0" w:line="240"/>
       </w:pPr>
       <w:r>
@@ -8680,7 +8679,7 @@
     </w:p>
     <w:p>
       <w:pPr>
-        <w:shd w:fill="F5F5F5" w:val="clear"/>
+        <w:shd w:fill="F0F0E8" w:val="clear"/>
         <w:spacing w:after="0" w:line="240"/>
       </w:pPr>
       <w:r>
@@ -8694,7 +8693,7 @@
     </w:p>
     <w:p>
       <w:pPr>
-        <w:shd w:fill="F5F5F5" w:val="clear"/>
+        <w:shd w:fill="F0F0E8" w:val="clear"/>
         <w:spacing w:after="0" w:line="240"/>
       </w:pPr>
       <w:r>
@@ -8708,7 +8707,7 @@
     </w:p>
     <w:p>
       <w:pPr>
-        <w:shd w:fill="F5F5F5" w:val="clear"/>
+        <w:shd w:fill="F0F0E8" w:val="clear"/>
         <w:spacing w:after="0" w:line="240"/>
       </w:pPr>
       <w:r>
@@ -8722,7 +8721,7 @@
     </w:p>
     <w:p>
       <w:pPr>
-        <w:shd w:fill="F5F5F5" w:val="clear"/>
+        <w:shd w:fill="F0F0E8" w:val="clear"/>
         <w:spacing w:after="0" w:line="240"/>
       </w:pPr>
       <w:r>
@@ -8736,7 +8735,7 @@
     </w:p>
     <w:p>
       <w:pPr>
-        <w:shd w:fill="F5F5F5" w:val="clear"/>
+        <w:shd w:fill="F0F0E8" w:val="clear"/>
         <w:spacing w:after="0" w:line="240"/>
       </w:pPr>
       <w:r>
@@ -8750,7 +8749,7 @@
     </w:p>
     <w:p>
       <w:pPr>
-        <w:shd w:fill="F5F5F5" w:val="clear"/>
+        <w:shd w:fill="F0F0E8" w:val="clear"/>
         <w:spacing w:after="0" w:line="240"/>
       </w:pPr>
       <w:r>
@@ -8764,7 +8763,7 @@
     </w:p>
     <w:p>
       <w:pPr>
-        <w:shd w:fill="F5F5F5" w:val="clear"/>
+        <w:shd w:fill="F0F0E8" w:val="clear"/>
         <w:spacing w:after="0" w:line="240"/>
       </w:pPr>
       <w:r>
@@ -8778,7 +8777,7 @@
     </w:p>
     <w:p>
       <w:pPr>
-        <w:shd w:fill="F5F5F5" w:val="clear"/>
+        <w:shd w:fill="F0F0E8" w:val="clear"/>
         <w:spacing w:after="0" w:line="240"/>
       </w:pPr>
       <w:r>
@@ -8792,7 +8791,7 @@
     </w:p>
     <w:p>
       <w:pPr>
-        <w:shd w:fill="F5F5F5" w:val="clear"/>
+        <w:shd w:fill="F0F0E8" w:val="clear"/>
         <w:spacing w:after="0" w:line="240"/>
       </w:pPr>
       <w:r>
@@ -8806,7 +8805,7 @@
     </w:p>
     <w:p>
       <w:pPr>
-        <w:shd w:fill="F5F5F5" w:val="clear"/>
+        <w:shd w:fill="F0F0E8" w:val="clear"/>
         <w:spacing w:after="0" w:line="240"/>
       </w:pPr>
       <w:r>
@@ -8820,7 +8819,7 @@
     </w:p>
     <w:p>
       <w:pPr>
-        <w:shd w:fill="F5F5F5" w:val="clear"/>
+        <w:shd w:fill="F0F0E8" w:val="clear"/>
         <w:spacing w:after="0" w:line="240"/>
       </w:pPr>
       <w:r>
@@ -8834,7 +8833,7 @@
     </w:p>
     <w:p>
       <w:pPr>
-        <w:shd w:fill="F5F5F5" w:val="clear"/>
+        <w:shd w:fill="F0F0E8" w:val="clear"/>
         <w:spacing w:after="0" w:line="240"/>
       </w:pPr>
       <w:r>
@@ -8848,7 +8847,7 @@
     </w:p>
     <w:p>
       <w:pPr>
-        <w:shd w:fill="F5F5F5" w:val="clear"/>
+        <w:shd w:fill="F0F0E8" w:val="clear"/>
         <w:spacing w:after="0" w:line="240"/>
       </w:pPr>
       <w:r>
@@ -8862,7 +8861,7 @@
     </w:p>
     <w:p>
       <w:pPr>
-        <w:shd w:fill="F5F5F5" w:val="clear"/>
+        <w:shd w:fill="F0F0E8" w:val="clear"/>
         <w:spacing w:after="0" w:line="240"/>
       </w:pPr>
       <w:r>
@@ -8876,7 +8875,7 @@
     </w:p>
     <w:p>
       <w:pPr>
-        <w:shd w:fill="F5F5F5" w:val="clear"/>
+        <w:shd w:fill="F0F0E8" w:val="clear"/>
         <w:spacing w:after="0" w:line="240"/>
       </w:pPr>
       <w:r>
@@ -8890,7 +8889,7 @@
     </w:p>
     <w:p>
       <w:pPr>
-        <w:shd w:fill="F5F5F5" w:val="clear"/>
+        <w:shd w:fill="F0F0E8" w:val="clear"/>
         <w:spacing w:after="0" w:line="240"/>
       </w:pPr>
       <w:r>
@@ -8904,7 +8903,7 @@
     </w:p>
     <w:p>
       <w:pPr>
-        <w:shd w:fill="F5F5F5" w:val="clear"/>
+        <w:shd w:fill="F0F0E8" w:val="clear"/>
         <w:spacing w:after="0" w:line="240"/>
       </w:pPr>
       <w:r>
@@ -8918,7 +8917,7 @@
     </w:p>
     <w:p>
       <w:pPr>
-        <w:shd w:fill="F5F5F5" w:val="clear"/>
+        <w:shd w:fill="F0F0E8" w:val="clear"/>
         <w:spacing w:after="0" w:line="240"/>
       </w:pPr>
       <w:r>
@@ -8932,7 +8931,7 @@
     </w:p>
     <w:p>
       <w:pPr>
-        <w:shd w:fill="F5F5F5" w:val="clear"/>
+        <w:shd w:fill="F0F0E8" w:val="clear"/>
         <w:spacing w:after="0" w:line="240"/>
       </w:pPr>
       <w:r>
@@ -8946,7 +8945,7 @@
     </w:p>
     <w:p>
       <w:pPr>
-        <w:shd w:fill="F5F5F5" w:val="clear"/>
+        <w:shd w:fill="F0F0E8" w:val="clear"/>
         <w:spacing w:after="0" w:line="240"/>
       </w:pPr>
       <w:r>
@@ -8960,7 +8959,7 @@
     </w:p>
     <w:p>
       <w:pPr>
-        <w:shd w:fill="F5F5F5" w:val="clear"/>
+        <w:shd w:fill="F0F0E8" w:val="clear"/>
         <w:spacing w:after="0" w:line="240"/>
       </w:pPr>
       <w:r>
@@ -8974,7 +8973,7 @@
     </w:p>
     <w:p>
       <w:pPr>
-        <w:shd w:fill="F5F5F5" w:val="clear"/>
+        <w:shd w:fill="F0F0E8" w:val="clear"/>
         <w:spacing w:after="0" w:line="240"/>
       </w:pPr>
       <w:r>
@@ -8988,7 +8987,7 @@
     </w:p>
     <w:p>
       <w:pPr>
-        <w:shd w:fill="F5F5F5" w:val="clear"/>
+        <w:shd w:fill="F0F0E8" w:val="clear"/>
         <w:spacing w:after="0" w:line="240"/>
       </w:pPr>
       <w:r>
@@ -9002,7 +9001,7 @@
     </w:p>
     <w:p>
       <w:pPr>
-        <w:shd w:fill="F5F5F5" w:val="clear"/>
+        <w:shd w:fill="F0F0E8" w:val="clear"/>
         <w:spacing w:after="0" w:line="240"/>
       </w:pPr>
       <w:r>
@@ -9016,7 +9015,7 @@
     </w:p>
     <w:p>
       <w:pPr>
-        <w:shd w:fill="F5F5F5" w:val="clear"/>
+        <w:shd w:fill="F0F0E8" w:val="clear"/>
         <w:spacing w:after="0" w:line="240"/>
       </w:pPr>
       <w:r>
@@ -9030,7 +9029,7 @@
     </w:p>
     <w:p>
       <w:pPr>
-        <w:shd w:fill="F5F5F5" w:val="clear"/>
+        <w:shd w:fill="F0F0E8" w:val="clear"/>
         <w:spacing w:after="0" w:line="240"/>
       </w:pPr>
       <w:r>
@@ -9044,7 +9043,7 @@
     </w:p>
     <w:p>
       <w:pPr>
-        <w:shd w:fill="F5F5F5" w:val="clear"/>
+        <w:shd w:fill="F0F0E8" w:val="clear"/>
         <w:spacing w:after="0" w:line="240"/>
       </w:pPr>
       <w:r>
@@ -9058,7 +9057,7 @@
     </w:p>
     <w:p>
       <w:pPr>
-        <w:shd w:fill="F5F5F5" w:val="clear"/>
+        <w:shd w:fill="F0F0E8" w:val="clear"/>
         <w:spacing w:after="0" w:line="240"/>
       </w:pPr>
       <w:r>
@@ -9072,7 +9071,7 @@
     </w:p>
     <w:p>
       <w:pPr>
-        <w:shd w:fill="F5F5F5" w:val="clear"/>
+        <w:shd w:fill="F0F0E8" w:val="clear"/>
         <w:spacing w:after="0" w:line="240"/>
       </w:pPr>
       <w:r>
@@ -9086,7 +9085,7 @@
     </w:p>
     <w:p>
       <w:pPr>
-        <w:shd w:fill="F5F5F5" w:val="clear"/>
+        <w:shd w:fill="F0F0E8" w:val="clear"/>
         <w:spacing w:after="0" w:line="240"/>
       </w:pPr>
       <w:r>
@@ -9100,7 +9099,7 @@
     </w:p>
     <w:p>
       <w:pPr>
-        <w:shd w:fill="F5F5F5" w:val="clear"/>
+        <w:shd w:fill="F0F0E8" w:val="clear"/>
         <w:spacing w:after="0" w:line="240"/>
       </w:pPr>
       <w:r>
@@ -9113,8 +9112,6 @@
       </w:r>
     </w:p>
     <w:sectPr>
-      <w:headerReference w:type="default" r:id="rId7"/>
-      <w:footerReference w:type="default" r:id="rId8"/>
       <w:pgSz w:w="12240" w:h="15840" w:orient="portrait"/>
       <w:pgMar w:top="1440" w:right="1440" w:bottom="1440" w:left="1440" w:header="708" w:footer="708" w:gutter="0"/>
       <w:pgNumType/>
@@ -9165,34 +9162,6 @@
 </w:endnotes>
 </file>
 
-<file path=word/footer1.xml><?xml version="1.0" encoding="utf-8"?>
-<w:ftr xmlns:wpc="http://schemas.microsoft.com/office/word/2010/wordprocessingCanvas" xmlns:mc="http://schemas.openxmlformats.org/markup-compatibility/2006" xmlns:o="urn:schemas-microsoft-com:office:office" xmlns:r="http://schemas.openxmlformats.org/officeDocument/2006/relationships" xmlns:m="http://schemas.openxmlformats.org/officeDocument/2006/math" xmlns:v="urn:schemas-microsoft-com:vml" xmlns:wp14="http://schemas.microsoft.com/office/word/2010/wordprocessingDrawing" xmlns:wp="http://schemas.openxmlformats.org/drawingml/2006/wordprocessingDrawing" xmlns:w10="urn:schemas-microsoft-com:office:word" xmlns:w="http://schemas.openxmlformats.org/wordprocessingml/2006/main" xmlns:w14="http://schemas.microsoft.com/office/word/2010/wordml" xmlns:w15="http://schemas.microsoft.com/office/word/2012/wordml" xmlns:wpg="http://schemas.microsoft.com/office/word/2010/wordprocessingGroup" xmlns:wpi="http://schemas.microsoft.com/office/word/2010/wordprocessingInk" xmlns:wne="http://schemas.microsoft.com/office/word/2006/wordml" xmlns:wps="http://schemas.microsoft.com/office/word/2010/wordprocessingShape">
-  <w:p>
-    <w:pPr>
-      <w:jc w:val="center"/>
-    </w:pPr>
-    <w:r>
-      <w:t xml:space="preserve">Page </w:t>
-    </w:r>
-    <w:r>
-      <w:fldChar w:fldCharType="begin"/>
-      <w:instrText xml:space="preserve">PAGE</w:instrText>
-      <w:fldChar w:fldCharType="separate"/>
-      <w:fldChar w:fldCharType="end"/>
-    </w:r>
-    <w:r>
-      <w:t xml:space="preserve"> of </w:t>
-    </w:r>
-    <w:r>
-      <w:fldChar w:fldCharType="begin"/>
-      <w:instrText xml:space="preserve">NUMPAGES</w:instrText>
-      <w:fldChar w:fldCharType="separate"/>
-      <w:fldChar w:fldCharType="end"/>
-    </w:r>
-  </w:p>
-</w:ftr>
-</file>
-
 <file path=word/footnotes.xml><?xml version="1.0" encoding="utf-8"?>
 <w:footnotes xmlns:wpc="http://schemas.microsoft.com/office/word/2010/wordprocessingCanvas" xmlns:mc="http://schemas.openxmlformats.org/markup-compatibility/2006" xmlns:o="urn:schemas-microsoft-com:office:office" xmlns:r="http://schemas.openxmlformats.org/officeDocument/2006/relationships" xmlns:m="http://schemas.openxmlformats.org/officeDocument/2006/math" xmlns:v="urn:schemas-microsoft-com:vml" xmlns:wp14="http://schemas.microsoft.com/office/word/2010/wordprocessingDrawing" xmlns:wp="http://schemas.openxmlformats.org/drawingml/2006/wordprocessingDrawing" xmlns:w10="urn:schemas-microsoft-com:office:word" xmlns:w="http://schemas.openxmlformats.org/wordprocessingml/2006/main" xmlns:w14="http://schemas.microsoft.com/office/word/2010/wordml" xmlns:w15="http://schemas.microsoft.com/office/word/2012/wordml" xmlns:wpg="http://schemas.microsoft.com/office/word/2010/wordprocessingGroup" xmlns:wpi="http://schemas.microsoft.com/office/word/2010/wordprocessingInk" xmlns:wne="http://schemas.microsoft.com/office/word/2006/wordml" xmlns:wps="http://schemas.microsoft.com/office/word/2010/wordprocessingShape" mc:Ignorable="w14 w15 wp14">
   <w:footnote w:type="separator" w:id="-1">
@@ -9228,26 +9197,6 @@
     </w:p>
   </w:footnote>
 </w:footnotes>
-</file>
-
-<file path=word/header1.xml><?xml version="1.0" encoding="utf-8"?>
-<w:hdr xmlns:wpc="http://schemas.microsoft.com/office/word/2010/wordprocessingCanvas" xmlns:mc="http://schemas.openxmlformats.org/markup-compatibility/2006" xmlns:o="urn:schemas-microsoft-com:office:office" xmlns:r="http://schemas.openxmlformats.org/officeDocument/2006/relationships" xmlns:m="http://schemas.openxmlformats.org/officeDocument/2006/math" xmlns:v="urn:schemas-microsoft-com:vml" xmlns:wp14="http://schemas.microsoft.com/office/word/2010/wordprocessingDrawing" xmlns:wp="http://schemas.openxmlformats.org/drawingml/2006/wordprocessingDrawing" xmlns:w10="urn:schemas-microsoft-com:office:word" xmlns:w="http://schemas.openxmlformats.org/wordprocessingml/2006/main" xmlns:w14="http://schemas.microsoft.com/office/word/2010/wordml" xmlns:w15="http://schemas.microsoft.com/office/word/2012/wordml" xmlns:wpg="http://schemas.microsoft.com/office/word/2010/wordprocessingGroup" xmlns:wpi="http://schemas.microsoft.com/office/word/2010/wordprocessingInk" xmlns:wne="http://schemas.microsoft.com/office/word/2006/wordml" xmlns:wps="http://schemas.microsoft.com/office/word/2010/wordprocessingShape" xmlns:cx="http://schemas.microsoft.com/office/drawing/2014/chartex" xmlns:cx1="http://schemas.microsoft.com/office/drawing/2015/9/8/chartex" xmlns:cx2="http://schemas.microsoft.com/office/drawing/2015/10/21/chartex" xmlns:cx3="http://schemas.microsoft.com/office/drawing/2016/5/9/chartex" xmlns:cx4="http://schemas.microsoft.com/office/drawing/2016/5/10/chartex" xmlns:cx5="http://schemas.microsoft.com/office/drawing/2016/5/11/chartex" xmlns:cx6="http://schemas.microsoft.com/office/drawing/2016/5/12/chartex" xmlns:cx7="http://schemas.microsoft.com/office/drawing/2016/5/13/chartex" xmlns:cx8="http://schemas.microsoft.com/office/drawing/2016/5/14/chartex" xmlns:w16cid="http://schemas.microsoft.com/office/word/2016/wordml/cid" xmlns:w16se="http://schemas.microsoft.com/office/word/2015/wordml/symex">
-  <w:p>
-    <w:pPr>
-      <w:jc w:val="right"/>
-    </w:pPr>
-    <w:r>
-      <w:rPr>
-        <w:i/>
-        <w:iCs/>
-        <w:color w:val="888888"/>
-        <w:sz w:val="18"/>
-        <w:szCs w:val="18"/>
-      </w:rPr>
-      <w:t xml:space="preserve">PY-DIYCALCULATOR — Tutorial</w:t>
-    </w:r>
-  </w:p>
-</w:hdr>
 </file>
 
 <file path=word/numbering.xml><?xml version="1.0" encoding="utf-8"?>
@@ -9368,7 +9317,7 @@
   <w:docDefaults>
     <w:rPrDefault>
       <w:rPr>
-        <w:rFonts w:ascii="Arial" w:cs="Arial" w:eastAsia="Arial" w:hAnsi="Arial"/>
+        <w:rFonts w:ascii="Calibri" w:cs="Calibri" w:eastAsia="Calibri" w:hAnsi="Calibri"/>
         <w:sz w:val="22"/>
         <w:szCs w:val="22"/>
       </w:rPr>
@@ -9556,7 +9505,7 @@
       <w:outlineLvl w:val="0"/>
     </w:pPr>
     <w:rPr>
-      <w:rFonts w:ascii="Arial" w:cs="Arial" w:eastAsia="Arial" w:hAnsi="Arial"/>
+      <w:rFonts w:ascii="Calibri" w:cs="Calibri" w:eastAsia="Calibri" w:hAnsi="Calibri"/>
       <w:b/>
       <w:bCs/>
       <w:color w:val="1F4E79"/>
@@ -9574,7 +9523,7 @@
       <w:outlineLvl w:val="1"/>
     </w:pPr>
     <w:rPr>
-      <w:rFonts w:ascii="Arial" w:cs="Arial" w:eastAsia="Arial" w:hAnsi="Arial"/>
+      <w:rFonts w:ascii="Calibri" w:cs="Calibri" w:eastAsia="Calibri" w:hAnsi="Calibri"/>
       <w:b/>
       <w:bCs/>
       <w:color w:val="2E75B6"/>
